--- a/Отчет_АВТ-343_исправленный.docx
+++ b/Отчет_АВТ-343_исправленный.docx
@@ -7439,7 +7439,7 @@
           <w:sz w:val="28"/>
           <w:szCs w:val="28"/>
         </w:rPr>
-        <w:t xml:space="preserve">MDS (Multidimensional Scaling) — задача представления n объектов n точками так, чтобы расстояния между точками соответствовали экспериментальным различиям (dissimilarities) между объектами. В классическом шкалировании (classical scaling) ищется линейное отображение, минимизирующее сумму квадратов расхождений между исходными и новыми расстояниями: φ(Y) = Σ_ij (d_ij² − ||y_i − y_j||²) (см. </w:t>
+        <w:t xml:space="preserve">MDS (Multidimensional Scaling) — класс методов, которые ищут низкоразмерное пространство, где расстояния между N точками как можно точнее соответствуют заданным или выведенным различиям (dissimilarities) между N объектами. В классическом (метрическом) варианте ищется линейное отображение, минимизирующее φ(Y) = Σ_ij (d_ij² − ||y_i − y_j||²) (см. </w:t>
       </w:r>
       <w:hyperlink r:id="rId8">
         <w:r>
@@ -7507,6 +7507,27 @@
         </w:rPr>
         <w:t xml:space="preserve"> </w:t>
       </w:r>
+      <w:hyperlink r:id="rId70">
+        <w:r>
+          <w:rPr>
+            <w:color w:val="0563C1"/>
+            <w:u w:val="single"/>
+          </w:rPr>
+          <w:t>[4]</w:t>
+        </w:r>
+      </w:hyperlink>
+      <w:r>
+        <w:rPr>
+          <w:color w:val="000000"/>
+        </w:rPr>
+        <w:t xml:space="preserve"> с. 2</w:t>
+      </w:r>
+      <w:r>
+        <w:rPr>
+          <w:color w:val="000000"/>
+        </w:rPr>
+        <w:t xml:space="preserve">; </w:t>
+      </w:r>
       <w:hyperlink r:id="rId8">
         <w:r>
           <w:rPr>
@@ -7541,13 +7562,34 @@
           <w:sz w:val="28"/>
           <w:szCs w:val="28"/>
         </w:rPr>
-        <w:t xml:space="preserve">Имеется матрица попарных евклидовых расстояний D размерности n x n, элементы d_ij которой — расстояния между исходными точками x_i и x_j.</w:t>
+        <w:t xml:space="preserve">Имеется матрица Δ = {δ_ij} размерности n x n с заданными или выведенными различиями (dissimilarities) между n объектами; в частном случае это матрица D попарных евклидовых расстояний между точками x_i и x_j.</w:t>
       </w:r>
       <w:r>
         <w:rPr>
           <w:color w:val="000000"/>
         </w:rPr>
         <w:t xml:space="preserve"> </w:t>
+      </w:r>
+      <w:hyperlink r:id="rId70">
+        <w:r>
+          <w:rPr>
+            <w:color w:val="0563C1"/>
+            <w:u w:val="single"/>
+          </w:rPr>
+          <w:t>[4]</w:t>
+        </w:r>
+      </w:hyperlink>
+      <w:r>
+        <w:rPr>
+          <w:color w:val="000000"/>
+        </w:rPr>
+        <w:t xml:space="preserve"> с. 2</w:t>
+      </w:r>
+      <w:r>
+        <w:rPr>
+          <w:color w:val="000000"/>
+        </w:rPr>
+        <w:t xml:space="preserve">; </w:t>
       </w:r>
       <w:hyperlink r:id="rId8">
         <w:r>
@@ -7596,15 +7638,36 @@
           <w:sz w:val="28"/>
           <w:szCs w:val="28"/>
         </w:rPr>
-        <w:t xml:space="preserve"> матрица Грама K = XXᵀ получается двойным центрированием матрицы квадратов расстояний:</w:t>
+        <w:t xml:space="preserve"> в классическом MDS приближение различий расстояниями проходит через скалярные произведения; строится дважды центрированная матрица B через операцию «двойного центрирования» матрицы квадратов расстояний:</w:t>
         <w:br/>
-        <w:t xml:space="preserve">B = -0.5 * J * D^(2) * J, где J = I - (1/n) * 11^T — матрица центрирования, I — единичная матрица, 1 — вектор из единиц. В поэлементной записи: k_ij = −½ (d_ij² − (1/n) Σ_l d_il² − (1/n) Σ_l d_jl² + (1/n²) Σ_lm d_lm²).</w:t>
+        <w:t xml:space="preserve">B = -0.5 * J * D^(2) * J, где J = I - (1/n) * 11^T — матрица (оператор) центрирования, I — единичная матрица, 1 — вектор из единиц. В поэлементной записи: k_ij = −½ (d_ij² − (1/n) Σ_l d_il² − (1/n) Σ_l d_jl² + (1/n²) Σ_lm d_lm²).</w:t>
       </w:r>
       <w:r>
         <w:rPr>
           <w:color w:val="000000"/>
         </w:rPr>
         <w:t xml:space="preserve"> </w:t>
+      </w:r>
+      <w:hyperlink r:id="rId70">
+        <w:r>
+          <w:rPr>
+            <w:color w:val="0563C1"/>
+            <w:u w:val="single"/>
+          </w:rPr>
+          <w:t>[4]</w:t>
+        </w:r>
+      </w:hyperlink>
+      <w:r>
+        <w:rPr>
+          <w:color w:val="000000"/>
+        </w:rPr>
+        <w:t xml:space="preserve"> с. 2</w:t>
+      </w:r>
+      <w:r>
+        <w:rPr>
+          <w:color w:val="000000"/>
+        </w:rPr>
+        <w:t xml:space="preserve">; </w:t>
       </w:r>
       <w:hyperlink r:id="rId8">
         <w:r>
@@ -7674,13 +7737,34 @@
           <w:sz w:val="28"/>
           <w:szCs w:val="28"/>
         </w:rPr>
-        <w:t xml:space="preserve"> минимум функционала достигается спектральным разложением матрицы Грама B: B = V * Λ * V^T, где Λ — диагональная матрица собственных значений λ_i, V — матрица собственных векторов.</w:t>
+        <w:t xml:space="preserve"> матрицу B раскладывают на собственные значения, упорядоченные от больших к меньшим: B = V * Λ * V^T, где Λ — диагональная матрица собственных значений λ_i, V — матрица собственных векторов.</w:t>
       </w:r>
       <w:r>
         <w:rPr>
           <w:color w:val="000000"/>
         </w:rPr>
         <w:t xml:space="preserve"> </w:t>
+      </w:r>
+      <w:hyperlink r:id="rId70">
+        <w:r>
+          <w:rPr>
+            <w:color w:val="0563C1"/>
+            <w:u w:val="single"/>
+          </w:rPr>
+          <w:t>[4]</w:t>
+        </w:r>
+      </w:hyperlink>
+      <w:r>
+        <w:rPr>
+          <w:color w:val="000000"/>
+        </w:rPr>
+        <w:t xml:space="preserve"> с. 2</w:t>
+      </w:r>
+      <w:r>
+        <w:rPr>
+          <w:color w:val="000000"/>
+        </w:rPr>
+        <w:t xml:space="preserve">; </w:t>
       </w:r>
       <w:hyperlink r:id="rId8">
         <w:r>
@@ -7729,13 +7813,34 @@
           <w:sz w:val="28"/>
           <w:szCs w:val="28"/>
         </w:rPr>
-        <w:t xml:space="preserve"> для снижения размерности до k берутся k главных (наибольших) собственных значений и соответствующие им собственные векторы. Координаты объектов в k-мерном пространстве задаются как:</w:t>
+        <w:t xml:space="preserve"> для снижения размерности до k берутся первые k собственных векторов и квадратные корни первых k (наибольших) собственных значений; матрица B при этом аппроксимируется матрицей скалярных произведений XX^T. Координаты объектов в k-мерном пространстве задаются как:</w:t>
       </w:r>
       <w:r>
         <w:rPr>
           <w:color w:val="000000"/>
         </w:rPr>
         <w:t xml:space="preserve"> </w:t>
+      </w:r>
+      <w:hyperlink r:id="rId70">
+        <w:r>
+          <w:rPr>
+            <w:color w:val="0563C1"/>
+            <w:u w:val="single"/>
+          </w:rPr>
+          <w:t>[4]</w:t>
+        </w:r>
+      </w:hyperlink>
+      <w:r>
+        <w:rPr>
+          <w:color w:val="000000"/>
+        </w:rPr>
+        <w:t xml:space="preserve"> с. 2</w:t>
+      </w:r>
+      <w:r>
+        <w:rPr>
+          <w:color w:val="000000"/>
+        </w:rPr>
+        <w:t xml:space="preserve">; </w:t>
       </w:r>
       <w:hyperlink r:id="rId8">
         <w:r>
@@ -7944,6 +8049,27 @@
         </w:rPr>
         <w:t xml:space="preserve"> </w:t>
       </w:r>
+      <w:hyperlink r:id="rId70">
+        <w:r>
+          <w:rPr>
+            <w:color w:val="0563C1"/>
+            <w:u w:val="single"/>
+          </w:rPr>
+          <w:t>[4]</w:t>
+        </w:r>
+      </w:hyperlink>
+      <w:r>
+        <w:rPr>
+          <w:color w:val="000000"/>
+        </w:rPr>
+        <w:t xml:space="preserve"> с. 2</w:t>
+      </w:r>
+      <w:r>
+        <w:rPr>
+          <w:color w:val="000000"/>
+        </w:rPr>
+        <w:t xml:space="preserve">; </w:t>
+      </w:r>
       <w:hyperlink r:id="rId8">
         <w:r>
           <w:rPr>
@@ -7988,7 +8114,7 @@
           <w:sz w:val="28"/>
           <w:szCs w:val="28"/>
         </w:rPr>
-        <w:t xml:space="preserve"> PCA идентичен классическому шкалированию — традиционной технике многомерного шкалирования; классический MDS находит вложение, сохраняющее попарные расстояния, и эквивалентен PCA, когда расстояния евклидовы. Собственные векторы u_i и v_i матриц XᵀX и XXᵀ связаны соотношением √λ_i · v_i = X · u_i.</w:t>
+        <w:t xml:space="preserve"> PCA идентичен классическому шкалированию — традиционной технике многомерного шкалирования; классический MDS находит вложение, сохраняющее попарные расстояния, и эквивалентен PCA, когда расстояния евклидовы. Собственные векторы u_i и v_i матриц XᵀX и XXᵀ связаны соотношением √λ_i · v_i = X · u_i. Эта процедура известна как процесс Янга–Хаусхолдера (1938); независимо от Торгерсона её предложил Гауэр (1966).</w:t>
       </w:r>
       <w:r>
         <w:rPr>
@@ -8032,31 +8158,11 @@
         </w:rPr>
         <w:t xml:space="preserve"> с. 2319</w:t>
       </w:r>
-    </w:p>
-    <w:p>
-      <w:pPr>
-        <w:pStyle w:val="ds-markdown-paragraph"/>
-        <w:spacing w:before="240" w:beforeAutospacing="0" w:after="240" w:afterAutospacing="0" w:line="360" w:lineRule="auto"/>
-        <w:jc w:val="both"/>
-        <w:rPr>
-          <w:color w:val="0F1115"/>
-          <w:sz w:val="28"/>
-          <w:szCs w:val="28"/>
-        </w:rPr>
-      </w:pPr>
-      <w:r>
-        <w:rPr>
-          <w:b/>
-          <w:bCs/>
-          <w:color w:val="000000"/>
-        </w:rPr>
-        <w:t xml:space="preserve">Неметрическое MDS (Краскал, 1964):</w:t>
-      </w:r>
-      <w:r>
-        <w:rPr>
-          <w:color w:val="000000"/>
-        </w:rPr>
-        <w:t xml:space="preserve"> </w:t>
+      <w:r>
+        <w:rPr>
+          <w:color w:val="000000"/>
+        </w:rPr>
+        <w:t xml:space="preserve">; </w:t>
       </w:r>
       <w:hyperlink r:id="rId70">
         <w:r>
@@ -8071,17 +8177,13 @@
         <w:rPr>
           <w:color w:val="000000"/>
         </w:rPr>
-        <w:t xml:space="preserve"> с. 1</w:t>
+        <w:t xml:space="preserve"> с. 2</w:t>
       </w:r>
     </w:p>
     <w:p>
       <w:pPr>
         <w:pStyle w:val="ds-markdown-paragraph"/>
-        <w:numPr>
-          <w:ilvl w:val="0"/>
-          <w:numId w:val="17"/>
-        </w:numPr>
-        <w:spacing w:after="0" w:afterAutospacing="0" w:line="360" w:lineRule="auto"/>
+        <w:spacing w:before="240" w:beforeAutospacing="0" w:after="240" w:afterAutospacing="0" w:line="360" w:lineRule="auto"/>
         <w:jc w:val="both"/>
         <w:rPr>
           <w:color w:val="0F1115"/>
@@ -8093,19 +8195,9 @@
         <w:rPr>
           <w:b/>
           <w:bCs/>
-          <w:color w:val="0F1115"/>
-          <w:sz w:val="28"/>
-          <w:szCs w:val="28"/>
-        </w:rPr>
-        <w:t xml:space="preserve">Неметрическое MDS (Non-metric MDS):</w:t>
-      </w:r>
-      <w:r>
-        <w:rPr>
-          <w:color w:val="0F1115"/>
-          <w:sz w:val="28"/>
-          <w:szCs w:val="28"/>
-        </w:rPr>
-        <w:t xml:space="preserve"> основная гипотеза — различия между объектами и расстояния между точками связаны монотонно; вводится количественная мера согласия с этой гипотезой (goodness of fit), и конфигурация точек подбирается так, чтобы оптимизировать это согласие. Алгоритм стремится сохранить лишь монотонную зависимость между исходными различиями и расстояниями.</w:t>
+          <w:color w:val="000000"/>
+        </w:rPr>
+        <w:t xml:space="preserve">Неметрическое MDS (Шепард, Краскал):</w:t>
       </w:r>
       <w:r>
         <w:rPr>
@@ -8126,13 +8218,17 @@
         <w:rPr>
           <w:color w:val="000000"/>
         </w:rPr>
-        <w:t xml:space="preserve"> с. 1</w:t>
+        <w:t xml:space="preserve"> с. 1–3</w:t>
       </w:r>
     </w:p>
     <w:p>
       <w:pPr>
         <w:pStyle w:val="ds-markdown-paragraph"/>
-        <w:spacing w:before="240" w:beforeAutospacing="0" w:after="240" w:afterAutospacing="0" w:line="360" w:lineRule="auto"/>
+        <w:numPr>
+          <w:ilvl w:val="0"/>
+          <w:numId w:val="17"/>
+        </w:numPr>
+        <w:spacing w:after="0" w:afterAutospacing="0" w:line="360" w:lineRule="auto"/>
         <w:jc w:val="both"/>
         <w:rPr>
           <w:color w:val="0F1115"/>
@@ -8142,13 +8238,21 @@
       </w:pPr>
       <w:r>
         <w:rPr>
-          <w:rStyle w:val="a7"/>
-          <w:rFonts w:eastAsiaTheme="majorEastAsia"/>
-          <w:color w:val="0F1115"/>
-          <w:sz w:val="28"/>
-          <w:szCs w:val="28"/>
-        </w:rPr>
-        <w:t>Достоинства MDS:</w:t>
+          <w:b/>
+          <w:bCs/>
+          <w:color w:val="0F1115"/>
+          <w:sz w:val="28"/>
+          <w:szCs w:val="28"/>
+        </w:rPr>
+        <w:t xml:space="preserve">Неметрическое MDS (Non-metric MDS):</w:t>
+      </w:r>
+      <w:r>
+        <w:rPr>
+          <w:color w:val="0F1115"/>
+          <w:sz w:val="28"/>
+          <w:szCs w:val="28"/>
+        </w:rPr>
+        <w:t xml:space="preserve"> относительно функции расстояния не делается никаких предположений, кроме того, что её значения монотонны относительно данных; по порядковой (ранговой) информации строится метрическая конфигурация точек. Краскал задал явную функцию потерь по методу наименьших квадратов — стресс (stress), предложил градиентный метод для получения последовательных конфигураций и монотонную регрессию расстояний на различия.</w:t>
       </w:r>
       <w:r>
         <w:rPr>
@@ -8169,7 +8273,7 @@
         <w:rPr>
           <w:color w:val="000000"/>
         </w:rPr>
-        <w:t xml:space="preserve"> с. 1</w:t>
+        <w:t xml:space="preserve"> с. 1–2</w:t>
       </w:r>
     </w:p>
     <w:p>
@@ -8177,7 +8281,7 @@
         <w:pStyle w:val="ds-markdown-paragraph"/>
         <w:numPr>
           <w:ilvl w:val="0"/>
-          <w:numId w:val="18"/>
+          <w:numId w:val="17"/>
         </w:numPr>
         <w:spacing w:after="0" w:afterAutospacing="0" w:line="360" w:lineRule="auto"/>
         <w:jc w:val="both"/>
@@ -8195,15 +8299,15 @@
           <w:sz w:val="28"/>
           <w:szCs w:val="28"/>
         </w:rPr>
-        <w:t xml:space="preserve">Работа напрямую с матрицей различий:</w:t>
-      </w:r>
-      <w:r>
-        <w:rPr>
-          <w:color w:val="0F1115"/>
-          <w:sz w:val="28"/>
-          <w:szCs w:val="28"/>
-        </w:rPr>
-        <w:t xml:space="preserve"> исходными данными служат различия (dissimilarities) между объектами, а не их признаки.</w:t>
+        <w:t xml:space="preserve">Функция потерь (stress):</w:t>
+      </w:r>
+      <w:r>
+        <w:rPr>
+          <w:color w:val="0F1115"/>
+          <w:sz w:val="28"/>
+          <w:szCs w:val="28"/>
+        </w:rPr>
+        <w:t xml:space="preserve"> STRESS = min Σ_i Σ_j (δ_ij − d_ij(X))², где минимум берётся по Γ — множеству всех монотонных преобразований исходных различий δ_ij. Внутренняя минимизация находит оптимальные преобразования (диспаритеты d̂_ij), внешняя решает метрическую задачу шкалирования по X.</w:t>
       </w:r>
       <w:r>
         <w:rPr>
@@ -8224,7 +8328,105 @@
         <w:rPr>
           <w:color w:val="000000"/>
         </w:rPr>
-        <w:t xml:space="preserve"> с. 1</w:t>
+        <w:t xml:space="preserve"> с. 3</w:t>
+      </w:r>
+    </w:p>
+    <w:p>
+      <w:pPr>
+        <w:pStyle w:val="ds-markdown-paragraph"/>
+        <w:spacing w:before="240" w:beforeAutospacing="0" w:after="240" w:afterAutospacing="0" w:line="360" w:lineRule="auto"/>
+        <w:jc w:val="both"/>
+        <w:rPr>
+          <w:color w:val="0F1115"/>
+          <w:sz w:val="28"/>
+          <w:szCs w:val="28"/>
+        </w:rPr>
+      </w:pPr>
+      <w:r>
+        <w:rPr>
+          <w:rStyle w:val="a7"/>
+          <w:rFonts w:eastAsiaTheme="majorEastAsia"/>
+          <w:color w:val="0F1115"/>
+          <w:sz w:val="28"/>
+          <w:szCs w:val="28"/>
+        </w:rPr>
+        <w:t>Достоинства MDS:</w:t>
+      </w:r>
+      <w:r>
+        <w:rPr>
+          <w:color w:val="000000"/>
+        </w:rPr>
+        <w:t xml:space="preserve"> </w:t>
+      </w:r>
+      <w:hyperlink r:id="rId70">
+        <w:r>
+          <w:rPr>
+            <w:color w:val="0563C1"/>
+            <w:u w:val="single"/>
+          </w:rPr>
+          <w:t>[4]</w:t>
+        </w:r>
+      </w:hyperlink>
+      <w:r>
+        <w:rPr>
+          <w:color w:val="000000"/>
+        </w:rPr>
+        <w:t xml:space="preserve"> с. 1–2</w:t>
+      </w:r>
+    </w:p>
+    <w:p>
+      <w:pPr>
+        <w:pStyle w:val="ds-markdown-paragraph"/>
+        <w:numPr>
+          <w:ilvl w:val="0"/>
+          <w:numId w:val="18"/>
+        </w:numPr>
+        <w:spacing w:after="0" w:afterAutospacing="0" w:line="360" w:lineRule="auto"/>
+        <w:jc w:val="both"/>
+        <w:rPr>
+          <w:color w:val="0F1115"/>
+          <w:sz w:val="28"/>
+          <w:szCs w:val="28"/>
+        </w:rPr>
+      </w:pPr>
+      <w:r>
+        <w:rPr>
+          <w:b/>
+          <w:bCs/>
+          <w:color w:val="0F1115"/>
+          <w:sz w:val="28"/>
+          <w:szCs w:val="28"/>
+        </w:rPr>
+        <w:t xml:space="preserve">Работа напрямую с матрицей различий:</w:t>
+      </w:r>
+      <w:r>
+        <w:rPr>
+          <w:color w:val="0F1115"/>
+          <w:sz w:val="28"/>
+          <w:szCs w:val="28"/>
+        </w:rPr>
+        <w:t xml:space="preserve"> исходными данными служат заданные или выведенные различия (dissimilarities) между объектами, а не их признаки; даже из порядковой (ранговой) информации о парах объектов можно получить метрическую конфигурацию точек.</w:t>
+      </w:r>
+      <w:r>
+        <w:rPr>
+          <w:color w:val="000000"/>
+        </w:rPr>
+        <w:t xml:space="preserve"> </w:t>
+      </w:r>
+      <w:hyperlink r:id="rId70">
+        <w:r>
+          <w:rPr>
+            <w:color w:val="0563C1"/>
+            <w:u w:val="single"/>
+          </w:rPr>
+          <w:t>[4]</w:t>
+        </w:r>
+      </w:hyperlink>
+      <w:r>
+        <w:rPr>
+          <w:color w:val="000000"/>
+        </w:rPr>
+        <w:t xml:space="preserve"> с. 1–2</w:t>
       </w:r>
     </w:p>
     <w:p>
@@ -22464,13 +22666,13 @@
         <w:rPr>
           <w:lang w:val="en-US"/>
         </w:rPr>
-        <w:t xml:space="preserve">4. Kruskal J. B. Multidimensional Scaling by Optimizing Goodness of Fit to a Nonmetric Hypothesis. </w:t>
+        <w:t xml:space="preserve">4. Meulman J. J. Nonmetric Multidimensional Scaling (заметка о статьях Kruskal J. B. «Multidimensional Scaling by Optimizing Goodness of Fit to a Nonmetric Hypothesis» и «Nonmetric Multidimensional Scaling: A Numerical Method», Psychometrika, 1964, Vol. 29, P. 1–27, 115–129). Psychometrika Society, открытый доступ. </w:t>
       </w:r>
       <w:r>
         <w:rPr>
           <w:lang w:val="en-US"/>
         </w:rPr>
-        <w:t xml:space="preserve">Psychometrika. 1964. Vol. 29. P. 1–27. (MDS). </w:t>
+        <w:t xml:space="preserve">С. 1–3. (MDS). </w:t>
       </w:r>
       <w:hyperlink r:id="rId236">
         <w:r>
@@ -22479,7 +22681,7 @@
             <w:u w:val="single"/>
             <w:lang w:val="en-US"/>
           </w:rPr>
-          <w:t>https://doi.org/10.1007/BF02289565</w:t>
+          <w:t>https://psychometrika.org/sites/main/files/file-attachments/kruskal-nmds.pdf</w:t>
         </w:r>
       </w:hyperlink>
     </w:p>

--- a/Отчет_АВТ-343_исправленный.docx
+++ b/Отчет_АВТ-343_исправленный.docx
@@ -3037,6 +3037,12 @@
         </w:rPr>
         <w:t xml:space="preserve"> с. 1</w:t>
       </w:r>
+      <w:r>
+        <w:rPr>
+          <w:color w:val="000000"/>
+        </w:rPr>
+        <w:t xml:space="preserve"> (метка §1.2-1)</w:t>
+      </w:r>
     </w:p>
     <w:p>
       <w:pPr>
@@ -3092,6 +3098,12 @@
         </w:rPr>
         <w:t xml:space="preserve"> с. 1</w:t>
       </w:r>
+      <w:r>
+        <w:rPr>
+          <w:color w:val="000000"/>
+        </w:rPr>
+        <w:t xml:space="preserve"> (метка §1.2-2)</w:t>
+      </w:r>
     </w:p>
     <w:p>
       <w:pPr>
@@ -3147,6 +3159,12 @@
         </w:rPr>
         <w:t xml:space="preserve"> с. 1</w:t>
       </w:r>
+      <w:r>
+        <w:rPr>
+          <w:color w:val="000000"/>
+        </w:rPr>
+        <w:t xml:space="preserve"> (метка §1.2-3)</w:t>
+      </w:r>
     </w:p>
     <w:p>
       <w:pPr>
@@ -3202,6 +3220,12 @@
         </w:rPr>
         <w:t xml:space="preserve"> с. 1</w:t>
       </w:r>
+      <w:r>
+        <w:rPr>
+          <w:color w:val="000000"/>
+        </w:rPr>
+        <w:t xml:space="preserve"> (метка §1.2-4)</w:t>
+      </w:r>
     </w:p>
     <w:p>
       <w:pPr>
@@ -3257,6 +3281,12 @@
         </w:rPr>
         <w:t xml:space="preserve"> с. 1</w:t>
       </w:r>
+      <w:r>
+        <w:rPr>
+          <w:color w:val="000000"/>
+        </w:rPr>
+        <w:t xml:space="preserve"> (метка §1.2-5)</w:t>
+      </w:r>
     </w:p>
     <w:p>
       <w:pPr>
@@ -3312,6 +3342,12 @@
         </w:rPr>
         <w:t xml:space="preserve"> с. 1</w:t>
       </w:r>
+      <w:r>
+        <w:rPr>
+          <w:color w:val="000000"/>
+        </w:rPr>
+        <w:t xml:space="preserve"> (метка §1.2-6)</w:t>
+      </w:r>
     </w:p>
     <w:p>
       <w:pPr>
@@ -3490,6 +3526,12 @@
         </w:rPr>
         <w:t xml:space="preserve"> с. 1–3</w:t>
       </w:r>
+      <w:r>
+        <w:rPr>
+          <w:color w:val="000000"/>
+        </w:rPr>
+        <w:t xml:space="preserve"> (метка §1.3-1)</w:t>
+      </w:r>
     </w:p>
     <w:p>
       <w:pPr>
@@ -3532,6 +3574,12 @@
         </w:rPr>
         <w:t xml:space="preserve"> с. 1–3</w:t>
       </w:r>
+      <w:r>
+        <w:rPr>
+          <w:color w:val="000000"/>
+        </w:rPr>
+        <w:t xml:space="preserve"> (метка §1.3-2)</w:t>
+      </w:r>
     </w:p>
     <w:p>
       <w:pPr>
@@ -3577,6 +3625,12 @@
         </w:rPr>
         <w:t xml:space="preserve"> с. 1</w:t>
       </w:r>
+      <w:r>
+        <w:rPr>
+          <w:color w:val="000000"/>
+        </w:rPr>
+        <w:t xml:space="preserve"> (метка §1.3-3)</w:t>
+      </w:r>
     </w:p>
     <w:p>
       <w:pPr>
@@ -3632,6 +3686,12 @@
         </w:rPr>
         <w:t xml:space="preserve"> с. 1, 3</w:t>
       </w:r>
+      <w:r>
+        <w:rPr>
+          <w:color w:val="000000"/>
+        </w:rPr>
+        <w:t xml:space="preserve"> (метка §1.3-4)</w:t>
+      </w:r>
     </w:p>
     <w:p>
       <w:pPr>
@@ -3687,6 +3747,12 @@
         </w:rPr>
         <w:t xml:space="preserve"> с. 1–2</w:t>
       </w:r>
+      <w:r>
+        <w:rPr>
+          <w:color w:val="000000"/>
+        </w:rPr>
+        <w:t xml:space="preserve"> (метка §1.3-5)</w:t>
+      </w:r>
     </w:p>
     <w:p>
       <w:pPr>
@@ -3732,6 +3798,12 @@
         </w:rPr>
         <w:t xml:space="preserve"> с. 2</w:t>
       </w:r>
+      <w:r>
+        <w:rPr>
+          <w:color w:val="000000"/>
+        </w:rPr>
+        <w:t xml:space="preserve"> (метка §1.3-6)</w:t>
+      </w:r>
     </w:p>
     <w:p>
       <w:pPr>
@@ -3787,6 +3859,12 @@
         </w:rPr>
         <w:t xml:space="preserve"> с. 2–3</w:t>
       </w:r>
+      <w:r>
+        <w:rPr>
+          <w:color w:val="000000"/>
+        </w:rPr>
+        <w:t xml:space="preserve"> (метка §1.3-7)</w:t>
+      </w:r>
     </w:p>
     <w:p>
       <w:pPr>
@@ -3842,6 +3920,12 @@
         </w:rPr>
         <w:t xml:space="preserve"> с. 2</w:t>
       </w:r>
+      <w:r>
+        <w:rPr>
+          <w:color w:val="000000"/>
+        </w:rPr>
+        <w:t xml:space="preserve"> (метка §1.3-8)</w:t>
+      </w:r>
     </w:p>
     <w:p>
       <w:pPr>
@@ -3887,6 +3971,12 @@
         </w:rPr>
         <w:t xml:space="preserve"> с. 3</w:t>
       </w:r>
+      <w:r>
+        <w:rPr>
+          <w:color w:val="000000"/>
+        </w:rPr>
+        <w:t xml:space="preserve"> (метка §1.3-9)</w:t>
+      </w:r>
     </w:p>
     <w:p>
       <w:pPr>
@@ -3942,6 +4032,12 @@
         </w:rPr>
         <w:t xml:space="preserve"> с. 3</w:t>
       </w:r>
+      <w:r>
+        <w:rPr>
+          <w:color w:val="000000"/>
+        </w:rPr>
+        <w:t xml:space="preserve"> (метка §1.3-10)</w:t>
+      </w:r>
     </w:p>
     <w:p>
       <w:pPr>
@@ -3997,6 +4093,12 @@
         </w:rPr>
         <w:t xml:space="preserve"> с. 7</w:t>
       </w:r>
+      <w:r>
+        <w:rPr>
+          <w:color w:val="000000"/>
+        </w:rPr>
+        <w:t xml:space="preserve"> (метка §1.3-11)</w:t>
+      </w:r>
     </w:p>
     <w:p>
       <w:pPr>
@@ -5027,6 +5129,12 @@
         </w:rPr>
         <w:t xml:space="preserve"> с. 112–116</w:t>
       </w:r>
+      <w:r>
+        <w:rPr>
+          <w:color w:val="000000"/>
+        </w:rPr>
+        <w:t xml:space="preserve"> (метка §2.1-1)</w:t>
+      </w:r>
     </w:p>
     <w:p>
       <w:pPr>
@@ -5083,6 +5191,12 @@
         </w:rPr>
         <w:t xml:space="preserve"> с. 112–113</w:t>
       </w:r>
+      <w:r>
+        <w:rPr>
+          <w:color w:val="000000"/>
+        </w:rPr>
+        <w:t xml:space="preserve"> (метка §2.1-2)</w:t>
+      </w:r>
     </w:p>
     <w:p>
       <w:pPr>
@@ -5139,6 +5253,12 @@
         </w:rPr>
         <w:t xml:space="preserve"> с. 115–116</w:t>
       </w:r>
+      <w:r>
+        <w:rPr>
+          <w:color w:val="000000"/>
+        </w:rPr>
+        <w:t xml:space="preserve"> (метка §2.1-3)</w:t>
+      </w:r>
     </w:p>
     <w:p>
       <w:pPr>
@@ -5182,6 +5302,12 @@
         </w:rPr>
         <w:t xml:space="preserve"> с. 1–2</w:t>
       </w:r>
+      <w:r>
+        <w:rPr>
+          <w:color w:val="000000"/>
+        </w:rPr>
+        <w:t xml:space="preserve"> (метка §2.1-4)</w:t>
+      </w:r>
     </w:p>
     <w:p>
       <w:pPr>
@@ -5238,6 +5364,12 @@
         </w:rPr>
         <w:t xml:space="preserve"> с. 16, 34, 46</w:t>
       </w:r>
+      <w:r>
+        <w:rPr>
+          <w:color w:val="000000"/>
+        </w:rPr>
+        <w:t xml:space="preserve"> (метка §2.1-5)</w:t>
+      </w:r>
     </w:p>
     <w:p>
       <w:pPr>
@@ -5294,6 +5426,12 @@
         </w:rPr>
         <w:t xml:space="preserve"> с. 2</w:t>
       </w:r>
+      <w:r>
+        <w:rPr>
+          <w:color w:val="000000"/>
+        </w:rPr>
+        <w:t xml:space="preserve"> (метка §2.1-6)</w:t>
+      </w:r>
     </w:p>
     <w:p>
       <w:pPr>
@@ -5350,6 +5488,12 @@
         </w:rPr>
         <w:t xml:space="preserve"> с. 1–2, 167, 171</w:t>
       </w:r>
+      <w:r>
+        <w:rPr>
+          <w:color w:val="000000"/>
+        </w:rPr>
+        <w:t xml:space="preserve"> (метка §2.1-7)</w:t>
+      </w:r>
     </w:p>
     <w:p>
       <w:pPr>
@@ -5406,6 +5550,12 @@
         </w:rPr>
         <w:t xml:space="preserve"> с. 45</w:t>
       </w:r>
+      <w:r>
+        <w:rPr>
+          <w:color w:val="000000"/>
+        </w:rPr>
+        <w:t xml:space="preserve"> (метка §2.1-8)</w:t>
+      </w:r>
     </w:p>
     <w:p>
       <w:pPr>
@@ -5462,6 +5612,12 @@
         </w:rPr>
         <w:t xml:space="preserve"> с. 53–54</w:t>
       </w:r>
+      <w:r>
+        <w:rPr>
+          <w:color w:val="000000"/>
+        </w:rPr>
+        <w:t xml:space="preserve"> (метка §2.1-9)</w:t>
+      </w:r>
     </w:p>
     <w:p>
       <w:pPr>
@@ -5505,6 +5661,12 @@
         </w:rPr>
         <w:t xml:space="preserve"> с. 2, 22, 64</w:t>
       </w:r>
+      <w:r>
+        <w:rPr>
+          <w:color w:val="000000"/>
+        </w:rPr>
+        <w:t xml:space="preserve"> (метка §2.1-10)</w:t>
+      </w:r>
     </w:p>
     <w:p>
       <w:pPr>
@@ -5579,6 +5741,12 @@
         </w:rPr>
         <w:t xml:space="preserve"> с. 2, 374</w:t>
       </w:r>
+      <w:r>
+        <w:rPr>
+          <w:color w:val="000000"/>
+        </w:rPr>
+        <w:t xml:space="preserve"> (метка §2.1-11)</w:t>
+      </w:r>
     </w:p>
     <w:p>
       <w:pPr>
@@ -5635,6 +5803,12 @@
         </w:rPr>
         <w:t xml:space="preserve"> с. 204</w:t>
       </w:r>
+      <w:r>
+        <w:rPr>
+          <w:color w:val="000000"/>
+        </w:rPr>
+        <w:t xml:space="preserve"> (метка §2.1-12)</w:t>
+      </w:r>
     </w:p>
     <w:p>
       <w:pPr>
@@ -5691,6 +5865,12 @@
         </w:rPr>
         <w:t xml:space="preserve"> с. 22, 24</w:t>
       </w:r>
+      <w:r>
+        <w:rPr>
+          <w:color w:val="000000"/>
+        </w:rPr>
+        <w:t xml:space="preserve"> (метка §2.1-13)</w:t>
+      </w:r>
     </w:p>
     <w:p>
       <w:pPr>
@@ -5749,6 +5929,12 @@
         </w:rPr>
         <w:t xml:space="preserve"> с. 64, 269</w:t>
       </w:r>
+      <w:r>
+        <w:rPr>
+          <w:color w:val="000000"/>
+        </w:rPr>
+        <w:t xml:space="preserve"> (метка §2.1-14)</w:t>
+      </w:r>
     </w:p>
     <w:p>
       <w:pPr>
@@ -6016,6 +6202,12 @@
         </w:rPr>
         <w:t xml:space="preserve"> с. 179–188</w:t>
       </w:r>
+      <w:r>
+        <w:rPr>
+          <w:color w:val="000000"/>
+        </w:rPr>
+        <w:t xml:space="preserve"> (метка §2.2-1)</w:t>
+      </w:r>
     </w:p>
     <w:p>
       <w:pPr>
@@ -6059,6 +6251,12 @@
         </w:rPr>
         <w:t xml:space="preserve"> с. 179</w:t>
       </w:r>
+      <w:r>
+        <w:rPr>
+          <w:color w:val="000000"/>
+        </w:rPr>
+        <w:t xml:space="preserve"> (метка §2.2-2)</w:t>
+      </w:r>
     </w:p>
     <w:p>
       <w:pPr>
@@ -6101,6 +6299,12 @@
         </w:rPr>
         <w:t xml:space="preserve"> с. 179</w:t>
       </w:r>
+      <w:r>
+        <w:rPr>
+          <w:color w:val="000000"/>
+        </w:rPr>
+        <w:t xml:space="preserve"> (метка §2.2-3)</w:t>
+      </w:r>
     </w:p>
     <w:p>
       <w:pPr>
@@ -6144,6 +6348,12 @@
         </w:rPr>
         <w:t xml:space="preserve"> с. 179–182</w:t>
       </w:r>
+      <w:r>
+        <w:rPr>
+          <w:color w:val="000000"/>
+        </w:rPr>
+        <w:t xml:space="preserve"> (метка §2.2-4)</w:t>
+      </w:r>
     </w:p>
     <w:p>
       <w:pPr>
@@ -6186,6 +6396,12 @@
         </w:rPr>
         <w:t xml:space="preserve"> с. 179</w:t>
       </w:r>
+      <w:r>
+        <w:rPr>
+          <w:color w:val="000000"/>
+        </w:rPr>
+        <w:t xml:space="preserve"> (метка §2.2-5)</w:t>
+      </w:r>
     </w:p>
     <w:p>
       <w:pPr>
@@ -6245,6 +6461,12 @@
         </w:rPr>
         <w:t xml:space="preserve"> с. 179</w:t>
       </w:r>
+      <w:r>
+        <w:rPr>
+          <w:color w:val="000000"/>
+        </w:rPr>
+        <w:t xml:space="preserve"> (метка §2.2-6)</w:t>
+      </w:r>
     </w:p>
     <w:p>
       <w:pPr>
@@ -6302,6 +6524,12 @@
         </w:rPr>
         <w:t xml:space="preserve"> с. 179, 181</w:t>
       </w:r>
+      <w:r>
+        <w:rPr>
+          <w:color w:val="000000"/>
+        </w:rPr>
+        <w:t xml:space="preserve"> (метка §2.2-7)</w:t>
+      </w:r>
     </w:p>
     <w:p>
       <w:pPr>
@@ -6357,6 +6585,12 @@
         </w:rPr>
         <w:t xml:space="preserve"> с. 179, 181</w:t>
       </w:r>
+      <w:r>
+        <w:rPr>
+          <w:color w:val="000000"/>
+        </w:rPr>
+        <w:t xml:space="preserve"> (метка §2.2-8)</w:t>
+      </w:r>
     </w:p>
     <w:p>
       <w:pPr>
@@ -6412,6 +6646,12 @@
         </w:rPr>
         <w:t xml:space="preserve"> с. 181–182</w:t>
       </w:r>
+      <w:r>
+        <w:rPr>
+          <w:color w:val="000000"/>
+        </w:rPr>
+        <w:t xml:space="preserve"> (метка §2.2-9)</w:t>
+      </w:r>
     </w:p>
     <w:p>
       <w:pPr>
@@ -6465,6 +6705,12 @@
         </w:rPr>
         <w:t xml:space="preserve"> с. 179–182</w:t>
       </w:r>
+      <w:r>
+        <w:rPr>
+          <w:color w:val="000000"/>
+        </w:rPr>
+        <w:t xml:space="preserve"> (метка §2.2-10)</w:t>
+      </w:r>
     </w:p>
     <w:p>
       <w:pPr>
@@ -6510,6 +6756,12 @@
         </w:rPr>
         <w:t xml:space="preserve"> с. 181</w:t>
       </w:r>
+      <w:r>
+        <w:rPr>
+          <w:color w:val="000000"/>
+        </w:rPr>
+        <w:t xml:space="preserve"> (метка §2.2-11)</w:t>
+      </w:r>
     </w:p>
     <w:p>
       <w:pPr>
@@ -6555,6 +6807,12 @@
         </w:rPr>
         <w:t xml:space="preserve"> с. 181</w:t>
       </w:r>
+      <w:r>
+        <w:rPr>
+          <w:color w:val="000000"/>
+        </w:rPr>
+        <w:t xml:space="preserve"> (метка §2.2-12)</w:t>
+      </w:r>
     </w:p>
     <w:p>
       <w:pPr>
@@ -6600,6 +6858,12 @@
         </w:rPr>
         <w:t xml:space="preserve"> с. 181–182</w:t>
       </w:r>
+      <w:r>
+        <w:rPr>
+          <w:color w:val="000000"/>
+        </w:rPr>
+        <w:t xml:space="preserve"> (метка §2.2-13)</w:t>
+      </w:r>
     </w:p>
     <w:p>
       <w:pPr>
@@ -6645,6 +6909,12 @@
         </w:rPr>
         <w:t xml:space="preserve"> с. 182</w:t>
       </w:r>
+      <w:r>
+        <w:rPr>
+          <w:color w:val="000000"/>
+        </w:rPr>
+        <w:t xml:space="preserve"> (метка §2.2-14)</w:t>
+      </w:r>
     </w:p>
     <w:p>
       <w:pPr>
@@ -6690,6 +6960,12 @@
         </w:rPr>
         <w:t xml:space="preserve"> с. 182</w:t>
       </w:r>
+      <w:r>
+        <w:rPr>
+          <w:color w:val="000000"/>
+        </w:rPr>
+        <w:t xml:space="preserve"> (метка §2.2-15)</w:t>
+      </w:r>
     </w:p>
     <w:p>
       <w:pPr>
@@ -6741,6 +7017,12 @@
         </w:rPr>
         <w:t xml:space="preserve"> с. 185–187</w:t>
       </w:r>
+      <w:r>
+        <w:rPr>
+          <w:color w:val="000000"/>
+        </w:rPr>
+        <w:t xml:space="preserve"> (метка §2.2-16)</w:t>
+      </w:r>
     </w:p>
     <w:p>
       <w:pPr>
@@ -6784,6 +7066,12 @@
         </w:rPr>
         <w:t xml:space="preserve"> с. 179–187</w:t>
       </w:r>
+      <w:r>
+        <w:rPr>
+          <w:color w:val="000000"/>
+        </w:rPr>
+        <w:t xml:space="preserve"> (метка §2.2-17)</w:t>
+      </w:r>
     </w:p>
     <w:p>
       <w:pPr>
@@ -6839,6 +7127,12 @@
         </w:rPr>
         <w:t xml:space="preserve"> с. 179, 187</w:t>
       </w:r>
+      <w:r>
+        <w:rPr>
+          <w:color w:val="000000"/>
+        </w:rPr>
+        <w:t xml:space="preserve"> (метка §2.2-18)</w:t>
+      </w:r>
     </w:p>
     <w:p>
       <w:pPr>
@@ -6894,6 +7188,12 @@
         </w:rPr>
         <w:t xml:space="preserve"> с. 182</w:t>
       </w:r>
+      <w:r>
+        <w:rPr>
+          <w:color w:val="000000"/>
+        </w:rPr>
+        <w:t xml:space="preserve"> (метка §2.2-19)</w:t>
+      </w:r>
     </w:p>
     <w:p>
       <w:pPr>
@@ -6937,6 +7237,12 @@
         </w:rPr>
         <w:t xml:space="preserve"> с. 182–188</w:t>
       </w:r>
+      <w:r>
+        <w:rPr>
+          <w:color w:val="000000"/>
+        </w:rPr>
+        <w:t xml:space="preserve"> (метка §2.2-20)</w:t>
+      </w:r>
     </w:p>
     <w:p>
       <w:pPr>
@@ -6992,6 +7298,12 @@
         </w:rPr>
         <w:t xml:space="preserve"> с. 182</w:t>
       </w:r>
+      <w:r>
+        <w:rPr>
+          <w:color w:val="000000"/>
+        </w:rPr>
+        <w:t xml:space="preserve"> (метка §2.2-21)</w:t>
+      </w:r>
     </w:p>
     <w:p>
       <w:pPr>
@@ -7047,6 +7359,12 @@
         </w:rPr>
         <w:t xml:space="preserve"> с. 185, 187</w:t>
       </w:r>
+      <w:r>
+        <w:rPr>
+          <w:color w:val="000000"/>
+        </w:rPr>
+        <w:t xml:space="preserve"> (метка §2.2-22)</w:t>
+      </w:r>
     </w:p>
     <w:p>
       <w:pPr>
@@ -7098,6 +7416,12 @@
         </w:rPr>
         <w:t xml:space="preserve"> с. 187–188</w:t>
       </w:r>
+      <w:r>
+        <w:rPr>
+          <w:color w:val="000000"/>
+        </w:rPr>
+        <w:t xml:space="preserve"> (метка §2.2-23)</w:t>
+      </w:r>
     </w:p>
     <w:p>
       <w:pPr>
@@ -7149,6 +7473,12 @@
         </w:rPr>
         <w:t xml:space="preserve"> с. 179</w:t>
       </w:r>
+      <w:r>
+        <w:rPr>
+          <w:color w:val="000000"/>
+        </w:rPr>
+        <w:t xml:space="preserve"> (метка §2.2-24)</w:t>
+      </w:r>
     </w:p>
     <w:p>
       <w:pPr>
@@ -7377,6 +7707,12 @@
         </w:rPr>
         <w:t xml:space="preserve"> с. 1</w:t>
       </w:r>
+      <w:r>
+        <w:rPr>
+          <w:color w:val="000000"/>
+        </w:rPr>
+        <w:t xml:space="preserve"> (метка §2.3-1)</w:t>
+      </w:r>
     </w:p>
     <w:p>
       <w:pPr>
@@ -7420,6 +7756,12 @@
         </w:rPr>
         <w:t xml:space="preserve"> с. 1</w:t>
       </w:r>
+      <w:r>
+        <w:rPr>
+          <w:color w:val="000000"/>
+        </w:rPr>
+        <w:t xml:space="preserve"> (метка §2.3-2)</w:t>
+      </w:r>
     </w:p>
     <w:p>
       <w:pPr>
@@ -7479,6 +7821,12 @@
         </w:rPr>
         <w:t xml:space="preserve"> с. 1</w:t>
       </w:r>
+      <w:r>
+        <w:rPr>
+          <w:color w:val="000000"/>
+        </w:rPr>
+        <w:t xml:space="preserve"> (метка §2.3-3)</w:t>
+      </w:r>
     </w:p>
     <w:p>
       <w:pPr>
@@ -7543,6 +7891,12 @@
         </w:rPr>
         <w:t xml:space="preserve"> с. 3–4</w:t>
       </w:r>
+      <w:r>
+        <w:rPr>
+          <w:color w:val="000000"/>
+        </w:rPr>
+        <w:t xml:space="preserve"> (метка §2.3-4)</w:t>
+      </w:r>
     </w:p>
     <w:p>
       <w:pPr>
@@ -7606,6 +7960,12 @@
         </w:rPr>
         <w:t xml:space="preserve"> с. 3</w:t>
       </w:r>
+      <w:r>
+        <w:rPr>
+          <w:color w:val="000000"/>
+        </w:rPr>
+        <w:t xml:space="preserve"> (метка §2.3-5)</w:t>
+      </w:r>
     </w:p>
     <w:p>
       <w:pPr>
@@ -7705,6 +8065,12 @@
         </w:rPr>
         <w:t xml:space="preserve"> прим. 17, с. 2322</w:t>
       </w:r>
+      <w:r>
+        <w:rPr>
+          <w:color w:val="000000"/>
+        </w:rPr>
+        <w:t xml:space="preserve"> (метка §2.3-6)</w:t>
+      </w:r>
     </w:p>
     <w:p>
       <w:pPr>
@@ -7781,6 +8147,12 @@
         </w:rPr>
         <w:t xml:space="preserve"> с. 4</w:t>
       </w:r>
+      <w:r>
+        <w:rPr>
+          <w:color w:val="000000"/>
+        </w:rPr>
+        <w:t xml:space="preserve"> (метка §2.3-7)</w:t>
+      </w:r>
     </w:p>
     <w:p>
       <w:pPr>
@@ -7857,6 +8229,12 @@
         </w:rPr>
         <w:t xml:space="preserve"> с. 4</w:t>
       </w:r>
+      <w:r>
+        <w:rPr>
+          <w:color w:val="000000"/>
+        </w:rPr>
+        <w:t xml:space="preserve"> (метка §2.3-8)</w:t>
+      </w:r>
     </w:p>
     <w:p>
       <w:pPr>
@@ -8085,6 +8463,12 @@
         </w:rPr>
         <w:t xml:space="preserve"> с. 4</w:t>
       </w:r>
+      <w:r>
+        <w:rPr>
+          <w:color w:val="000000"/>
+        </w:rPr>
+        <w:t xml:space="preserve"> (метка §2.3-9)</w:t>
+      </w:r>
     </w:p>
     <w:p>
       <w:pPr>
@@ -8179,6 +8563,12 @@
         </w:rPr>
         <w:t xml:space="preserve"> с. 2</w:t>
       </w:r>
+      <w:r>
+        <w:rPr>
+          <w:color w:val="000000"/>
+        </w:rPr>
+        <w:t xml:space="preserve"> (метка §2.3-10)</w:t>
+      </w:r>
     </w:p>
     <w:p>
       <w:pPr>
@@ -8220,6 +8610,12 @@
         </w:rPr>
         <w:t xml:space="preserve"> с. 1–3</w:t>
       </w:r>
+      <w:r>
+        <w:rPr>
+          <w:color w:val="000000"/>
+        </w:rPr>
+        <w:t xml:space="preserve"> (метка §2.3-11)</w:t>
+      </w:r>
     </w:p>
     <w:p>
       <w:pPr>
@@ -8275,6 +8671,12 @@
         </w:rPr>
         <w:t xml:space="preserve"> с. 1–2</w:t>
       </w:r>
+      <w:r>
+        <w:rPr>
+          <w:color w:val="000000"/>
+        </w:rPr>
+        <w:t xml:space="preserve"> (метка §2.3-12)</w:t>
+      </w:r>
     </w:p>
     <w:p>
       <w:pPr>
@@ -8330,6 +8732,12 @@
         </w:rPr>
         <w:t xml:space="preserve"> с. 3</w:t>
       </w:r>
+      <w:r>
+        <w:rPr>
+          <w:color w:val="000000"/>
+        </w:rPr>
+        <w:t xml:space="preserve"> (метка §2.3-13)</w:t>
+      </w:r>
     </w:p>
     <w:p>
       <w:pPr>
@@ -8373,6 +8781,12 @@
         </w:rPr>
         <w:t xml:space="preserve"> с. 1–2</w:t>
       </w:r>
+      <w:r>
+        <w:rPr>
+          <w:color w:val="000000"/>
+        </w:rPr>
+        <w:t xml:space="preserve"> (метка §2.3-14)</w:t>
+      </w:r>
     </w:p>
     <w:p>
       <w:pPr>
@@ -8428,6 +8842,12 @@
         </w:rPr>
         <w:t xml:space="preserve"> с. 1–2</w:t>
       </w:r>
+      <w:r>
+        <w:rPr>
+          <w:color w:val="000000"/>
+        </w:rPr>
+        <w:t xml:space="preserve"> (метка §2.3-15)</w:t>
+      </w:r>
     </w:p>
     <w:p>
       <w:pPr>
@@ -8479,6 +8899,12 @@
         </w:rPr>
         <w:t xml:space="preserve"> с. 3–4</w:t>
       </w:r>
+      <w:r>
+        <w:rPr>
+          <w:color w:val="000000"/>
+        </w:rPr>
+        <w:t xml:space="preserve"> (метка §2.3-16)</w:t>
+      </w:r>
     </w:p>
     <w:p>
       <w:pPr>
@@ -8522,6 +8948,12 @@
         </w:rPr>
         <w:t xml:space="preserve"> с. 4, 15</w:t>
       </w:r>
+      <w:r>
+        <w:rPr>
+          <w:color w:val="000000"/>
+        </w:rPr>
+        <w:t xml:space="preserve"> (метка §2.3-17)</w:t>
+      </w:r>
     </w:p>
     <w:p>
       <w:pPr>
@@ -8577,6 +9009,12 @@
         </w:rPr>
         <w:t xml:space="preserve"> с. 15</w:t>
       </w:r>
+      <w:r>
+        <w:rPr>
+          <w:color w:val="000000"/>
+        </w:rPr>
+        <w:t xml:space="preserve"> (метка §2.3-18)</w:t>
+      </w:r>
     </w:p>
     <w:p>
       <w:pPr>
@@ -8632,6 +9070,12 @@
         </w:rPr>
         <w:t xml:space="preserve"> с. 4</w:t>
       </w:r>
+      <w:r>
+        <w:rPr>
+          <w:color w:val="000000"/>
+        </w:rPr>
+        <w:t xml:space="preserve"> (метка §2.3-19)</w:t>
+      </w:r>
     </w:p>
     <w:p>
       <w:pPr>
@@ -8680,6 +9124,12 @@
         </w:rPr>
         <w:t xml:space="preserve"> с. 44–46</w:t>
       </w:r>
+      <w:r>
+        <w:rPr>
+          <w:color w:val="000000"/>
+        </w:rPr>
+        <w:t xml:space="preserve"> (метка §2.4-1)</w:t>
+      </w:r>
     </w:p>
     <w:p>
       <w:pPr>
@@ -8735,6 +9185,12 @@
         </w:rPr>
         <w:t xml:space="preserve"> с. 44</w:t>
       </w:r>
+      <w:r>
+        <w:rPr>
+          <w:color w:val="000000"/>
+        </w:rPr>
+        <w:t xml:space="preserve"> (метка §2.4-2)</w:t>
+      </w:r>
     </w:p>
     <w:p>
       <w:pPr>
@@ -8781,6 +9237,12 @@
         </w:rPr>
         <w:t xml:space="preserve"> с. 44–45</w:t>
       </w:r>
+      <w:r>
+        <w:rPr>
+          <w:color w:val="000000"/>
+        </w:rPr>
+        <w:t xml:space="preserve"> (метка §2.4-3)</w:t>
+      </w:r>
     </w:p>
     <w:p>
       <w:pPr>
@@ -8827,6 +9289,12 @@
         </w:rPr>
         <w:t xml:space="preserve"> с. 44</w:t>
       </w:r>
+      <w:r>
+        <w:rPr>
+          <w:color w:val="000000"/>
+        </w:rPr>
+        <w:t xml:space="preserve"> (метка §2.4-4)</w:t>
+      </w:r>
     </w:p>
     <w:p>
       <w:pPr>
@@ -8873,6 +9341,12 @@
         </w:rPr>
         <w:t xml:space="preserve"> с. 44</w:t>
       </w:r>
+      <w:r>
+        <w:rPr>
+          <w:color w:val="000000"/>
+        </w:rPr>
+        <w:t xml:space="preserve"> (метка §2.4-5)</w:t>
+      </w:r>
     </w:p>
     <w:p>
       <w:pPr>
@@ -8963,6 +9437,12 @@
         </w:rPr>
         <w:t xml:space="preserve"> с. 44</w:t>
       </w:r>
+      <w:r>
+        <w:rPr>
+          <w:color w:val="000000"/>
+        </w:rPr>
+        <w:t xml:space="preserve"> (метка §2.4-6)</w:t>
+      </w:r>
     </w:p>
     <w:p>
       <w:pPr>
@@ -9044,6 +9524,12 @@
         </w:rPr>
         <w:t xml:space="preserve"> с. 45</w:t>
       </w:r>
+      <w:r>
+        <w:rPr>
+          <w:color w:val="000000"/>
+        </w:rPr>
+        <w:t xml:space="preserve"> (метка §2.4-7)</w:t>
+      </w:r>
     </w:p>
     <w:p>
       <w:pPr>
@@ -9139,6 +9625,12 @@
         </w:rPr>
         <w:t xml:space="preserve"> с. 45</w:t>
       </w:r>
+      <w:r>
+        <w:rPr>
+          <w:color w:val="000000"/>
+        </w:rPr>
+        <w:t xml:space="preserve"> (метка §2.4-8)</w:t>
+      </w:r>
     </w:p>
     <w:p>
       <w:pPr>
@@ -9224,6 +9716,12 @@
         </w:rPr>
         <w:t xml:space="preserve"> с. 45</w:t>
       </w:r>
+      <w:r>
+        <w:rPr>
+          <w:color w:val="000000"/>
+        </w:rPr>
+        <w:t xml:space="preserve"> (метка §2.4-9)</w:t>
+      </w:r>
     </w:p>
     <w:p>
       <w:pPr>
@@ -9265,6 +9763,12 @@
         </w:rPr>
         <w:t xml:space="preserve"> с. 45</w:t>
       </w:r>
+      <w:r>
+        <w:rPr>
+          <w:color w:val="000000"/>
+        </w:rPr>
+        <w:t xml:space="preserve"> (метка §2.4-10)</w:t>
+      </w:r>
     </w:p>
     <w:p>
       <w:pPr>
@@ -9306,6 +9810,12 @@
         </w:rPr>
         <w:t xml:space="preserve"> с. 45–46</w:t>
       </w:r>
+      <w:r>
+        <w:rPr>
+          <w:color w:val="000000"/>
+        </w:rPr>
+        <w:t xml:space="preserve"> (метка §2.4-11)</w:t>
+      </w:r>
     </w:p>
     <w:p>
       <w:pPr>
@@ -9351,6 +9861,12 @@
         </w:rPr>
         <w:t xml:space="preserve"> с. 46</w:t>
       </w:r>
+      <w:r>
+        <w:rPr>
+          <w:color w:val="000000"/>
+        </w:rPr>
+        <w:t xml:space="preserve"> (метка §2.4-12)</w:t>
+      </w:r>
     </w:p>
     <w:p>
       <w:pPr>
@@ -9413,6 +9929,12 @@
         </w:rPr>
         <w:t xml:space="preserve"> с. 45</w:t>
       </w:r>
+      <w:r>
+        <w:rPr>
+          <w:color w:val="000000"/>
+        </w:rPr>
+        <w:t xml:space="preserve"> (метка §2.4-13)</w:t>
+      </w:r>
     </w:p>
     <w:p>
       <w:pPr>
@@ -9464,6 +9986,12 @@
         </w:rPr>
         <w:t xml:space="preserve"> с. 45–46</w:t>
       </w:r>
+      <w:r>
+        <w:rPr>
+          <w:color w:val="000000"/>
+        </w:rPr>
+        <w:t xml:space="preserve"> (метка §2.4-14)</w:t>
+      </w:r>
     </w:p>
     <w:p>
       <w:pPr>
@@ -9519,6 +10047,12 @@
         </w:rPr>
         <w:t xml:space="preserve"> с. 46</w:t>
       </w:r>
+      <w:r>
+        <w:rPr>
+          <w:color w:val="000000"/>
+        </w:rPr>
+        <w:t xml:space="preserve"> (метка §2.4-15)</w:t>
+      </w:r>
     </w:p>
     <w:p>
       <w:pPr>
@@ -9570,6 +10104,12 @@
         </w:rPr>
         <w:t xml:space="preserve"> с. 90</w:t>
       </w:r>
+      <w:r>
+        <w:rPr>
+          <w:color w:val="000000"/>
+        </w:rPr>
+        <w:t xml:space="preserve"> (метка §2.4-16)</w:t>
+      </w:r>
     </w:p>
     <w:p>
       <w:pPr>
@@ -9621,6 +10161,12 @@
         </w:rPr>
         <w:t xml:space="preserve"> с. 90</w:t>
       </w:r>
+      <w:r>
+        <w:rPr>
+          <w:color w:val="000000"/>
+        </w:rPr>
+        <w:t xml:space="preserve"> (метка §2.4-17)</w:t>
+      </w:r>
     </w:p>
     <w:p>
       <w:pPr>
@@ -9672,6 +10218,12 @@
         </w:rPr>
         <w:t xml:space="preserve"> с. 46</w:t>
       </w:r>
+      <w:r>
+        <w:rPr>
+          <w:color w:val="000000"/>
+        </w:rPr>
+        <w:t xml:space="preserve"> (метка §2.4-18)</w:t>
+      </w:r>
     </w:p>
     <w:p>
       <w:pPr>
@@ -9767,6 +10319,12 @@
         </w:rPr>
         <w:t xml:space="preserve"> с. 2323</w:t>
       </w:r>
+      <w:r>
+        <w:rPr>
+          <w:color w:val="000000"/>
+        </w:rPr>
+        <w:t xml:space="preserve"> (метка §3.1-1)</w:t>
+      </w:r>
     </w:p>
     <w:p>
       <w:pPr>
@@ -9809,6 +10367,12 @@
         </w:rPr>
         <w:t xml:space="preserve"> с. 2323</w:t>
       </w:r>
+      <w:r>
+        <w:rPr>
+          <w:color w:val="000000"/>
+        </w:rPr>
+        <w:t xml:space="preserve"> (метка §3.1-2)</w:t>
+      </w:r>
     </w:p>
     <w:p>
       <w:pPr>
@@ -9856,6 +10420,12 @@
         </w:rPr>
         <w:t xml:space="preserve"> с. 2323–2326</w:t>
       </w:r>
+      <w:r>
+        <w:rPr>
+          <w:color w:val="000000"/>
+        </w:rPr>
+        <w:t xml:space="preserve"> (метка §3.1-3)</w:t>
+      </w:r>
     </w:p>
     <w:p>
       <w:pPr>
@@ -9962,6 +10532,12 @@
         </w:rPr>
         <w:t xml:space="preserve"> с. 2323–2324</w:t>
       </w:r>
+      <w:r>
+        <w:rPr>
+          <w:color w:val="000000"/>
+        </w:rPr>
+        <w:t xml:space="preserve"> (метка §3.1-4)</w:t>
+      </w:r>
     </w:p>
     <w:p>
       <w:pPr>
@@ -10005,6 +10581,12 @@
         </w:rPr>
         <w:t xml:space="preserve"> с. 2324</w:t>
       </w:r>
+      <w:r>
+        <w:rPr>
+          <w:color w:val="000000"/>
+        </w:rPr>
+        <w:t xml:space="preserve"> (метка §3.1-5)</w:t>
+      </w:r>
     </w:p>
     <w:p>
       <w:pPr>
@@ -10098,6 +10680,12 @@
         </w:rPr>
         <w:t xml:space="preserve"> с. 2324</w:t>
       </w:r>
+      <w:r>
+        <w:rPr>
+          <w:color w:val="000000"/>
+        </w:rPr>
+        <w:t xml:space="preserve"> (метка §3.1-6)</w:t>
+      </w:r>
     </w:p>
     <w:p>
       <w:pPr>
@@ -10365,6 +10953,12 @@
         </w:rPr>
         <w:t xml:space="preserve"> с. 2324</w:t>
       </w:r>
+      <w:r>
+        <w:rPr>
+          <w:color w:val="000000"/>
+        </w:rPr>
+        <w:t xml:space="preserve"> (метка §3.1-7)</w:t>
+      </w:r>
     </w:p>
     <w:p>
       <w:pPr>
@@ -10424,6 +11018,12 @@
         </w:rPr>
         <w:t xml:space="preserve"> с. 2324, прим. 9 на с. 2326</w:t>
       </w:r>
+      <w:r>
+        <w:rPr>
+          <w:color w:val="000000"/>
+        </w:rPr>
+        <w:t xml:space="preserve"> (метка §3.1-8)</w:t>
+      </w:r>
     </w:p>
     <w:p>
       <w:pPr>
@@ -10468,6 +11068,12 @@
         </w:rPr>
         <w:t xml:space="preserve"> с. 2323–2325</w:t>
       </w:r>
+      <w:r>
+        <w:rPr>
+          <w:color w:val="000000"/>
+        </w:rPr>
+        <w:t xml:space="preserve"> (метка §3.1-9)</w:t>
+      </w:r>
     </w:p>
     <w:p>
       <w:pPr>
@@ -10513,6 +11119,12 @@
         </w:rPr>
         <w:t xml:space="preserve"> с. 2323</w:t>
       </w:r>
+      <w:r>
+        <w:rPr>
+          <w:color w:val="000000"/>
+        </w:rPr>
+        <w:t xml:space="preserve"> (метка §3.1-10)</w:t>
+      </w:r>
     </w:p>
     <w:p>
       <w:pPr>
@@ -10594,6 +11206,12 @@
         </w:rPr>
         <w:t xml:space="preserve"> с. 2324</w:t>
       </w:r>
+      <w:r>
+        <w:rPr>
+          <w:color w:val="000000"/>
+        </w:rPr>
+        <w:t xml:space="preserve"> (метка §3.1-11)</w:t>
+      </w:r>
     </w:p>
     <w:p>
       <w:pPr>
@@ -10639,6 +11257,12 @@
         </w:rPr>
         <w:t xml:space="preserve"> с. 2323, 2325</w:t>
       </w:r>
+      <w:r>
+        <w:rPr>
+          <w:color w:val="000000"/>
+        </w:rPr>
+        <w:t xml:space="preserve"> (метка §3.1-12)</w:t>
+      </w:r>
     </w:p>
     <w:p>
       <w:pPr>
@@ -10682,6 +11306,12 @@
         </w:rPr>
         <w:t xml:space="preserve"> с. 2325–2326</w:t>
       </w:r>
+      <w:r>
+        <w:rPr>
+          <w:color w:val="000000"/>
+        </w:rPr>
+        <w:t xml:space="preserve"> (метка §3.1-13)</w:t>
+      </w:r>
     </w:p>
     <w:p>
       <w:pPr>
@@ -10837,6 +11467,12 @@
         </w:rPr>
         <w:t xml:space="preserve"> с. 2325</w:t>
       </w:r>
+      <w:r>
+        <w:rPr>
+          <w:color w:val="000000"/>
+        </w:rPr>
+        <w:t xml:space="preserve"> (метка §3.1-14)</w:t>
+      </w:r>
     </w:p>
     <w:p>
       <w:pPr>
@@ -10905,6 +11541,12 @@
         </w:rPr>
         <w:t xml:space="preserve"> с. 9–10</w:t>
       </w:r>
+      <w:r>
+        <w:rPr>
+          <w:color w:val="000000"/>
+        </w:rPr>
+        <w:t xml:space="preserve"> (метка §3.1-15)</w:t>
+      </w:r>
     </w:p>
     <w:p>
       <w:pPr>
@@ -10960,6 +11602,12 @@
         </w:rPr>
         <w:t xml:space="preserve"> с. 9–10</w:t>
       </w:r>
+      <w:r>
+        <w:rPr>
+          <w:color w:val="000000"/>
+        </w:rPr>
+        <w:t xml:space="preserve"> (метка §3.1-16)</w:t>
+      </w:r>
     </w:p>
     <w:p>
       <w:pPr>
@@ -11015,6 +11663,12 @@
         </w:rPr>
         <w:t xml:space="preserve"> прим. 7, с. 2325–2326</w:t>
       </w:r>
+      <w:r>
+        <w:rPr>
+          <w:color w:val="000000"/>
+        </w:rPr>
+        <w:t xml:space="preserve"> (метка §3.1-17)</w:t>
+      </w:r>
     </w:p>
     <w:p>
       <w:pPr>
@@ -11070,6 +11724,12 @@
         </w:rPr>
         <w:t xml:space="preserve"> с. 10</w:t>
       </w:r>
+      <w:r>
+        <w:rPr>
+          <w:color w:val="000000"/>
+        </w:rPr>
+        <w:t xml:space="preserve"> (метка §3.1-18)</w:t>
+      </w:r>
     </w:p>
     <w:p>
       <w:pPr>
@@ -11202,6 +11862,12 @@
         </w:rPr>
         <w:t xml:space="preserve"> с. 2319–2323</w:t>
       </w:r>
+      <w:r>
+        <w:rPr>
+          <w:color w:val="000000"/>
+        </w:rPr>
+        <w:t xml:space="preserve"> (метка §3.2-1)</w:t>
+      </w:r>
     </w:p>
     <w:p>
       <w:pPr>
@@ -11308,6 +11974,12 @@
         </w:rPr>
         <w:t xml:space="preserve"> с. 2319–2320</w:t>
       </w:r>
+      <w:r>
+        <w:rPr>
+          <w:color w:val="000000"/>
+        </w:rPr>
+        <w:t xml:space="preserve"> (метка §3.2-2)</w:t>
+      </w:r>
     </w:p>
     <w:p>
       <w:pPr>
@@ -11373,6 +12045,12 @@
         </w:rPr>
         <w:t xml:space="preserve"> с. 2320</w:t>
       </w:r>
+      <w:r>
+        <w:rPr>
+          <w:color w:val="000000"/>
+        </w:rPr>
+        <w:t xml:space="preserve"> (метка §3.2-3)</w:t>
+      </w:r>
     </w:p>
     <w:p>
       <w:pPr>
@@ -11464,6 +12142,12 @@
         </w:rPr>
         <w:t xml:space="preserve"> с. 2320</w:t>
       </w:r>
+      <w:r>
+        <w:rPr>
+          <w:color w:val="000000"/>
+        </w:rPr>
+        <w:t xml:space="preserve"> (метка §3.2-4)</w:t>
+      </w:r>
     </w:p>
     <w:p>
       <w:pPr>
@@ -11519,6 +12203,12 @@
         </w:rPr>
         <w:t xml:space="preserve"> с. 2320, прим. 16 на с. 2322</w:t>
       </w:r>
+      <w:r>
+        <w:rPr>
+          <w:color w:val="000000"/>
+        </w:rPr>
+        <w:t xml:space="preserve"> (метка §3.2-5)</w:t>
+      </w:r>
     </w:p>
     <w:p>
       <w:pPr>
@@ -11574,6 +12264,12 @@
         </w:rPr>
         <w:t xml:space="preserve"> с. 2320</w:t>
       </w:r>
+      <w:r>
+        <w:rPr>
+          <w:color w:val="000000"/>
+        </w:rPr>
+        <w:t xml:space="preserve"> (метка §3.2-6)</w:t>
+      </w:r>
     </w:p>
     <w:p>
       <w:pPr>
@@ -11617,6 +12313,12 @@
         </w:rPr>
         <w:t xml:space="preserve"> с. 2319</w:t>
       </w:r>
+      <w:r>
+        <w:rPr>
+          <w:color w:val="000000"/>
+        </w:rPr>
+        <w:t xml:space="preserve"> (метка §3.2-7)</w:t>
+      </w:r>
     </w:p>
     <w:p>
       <w:pPr>
@@ -11662,6 +12364,12 @@
         </w:rPr>
         <w:t xml:space="preserve"> с. 2319</w:t>
       </w:r>
+      <w:r>
+        <w:rPr>
+          <w:color w:val="000000"/>
+        </w:rPr>
+        <w:t xml:space="preserve"> (метка §3.2-8)</w:t>
+      </w:r>
     </w:p>
     <w:p>
       <w:pPr>
@@ -11707,6 +12415,12 @@
         </w:rPr>
         <w:t xml:space="preserve"> с. 2319</w:t>
       </w:r>
+      <w:r>
+        <w:rPr>
+          <w:color w:val="000000"/>
+        </w:rPr>
+        <w:t xml:space="preserve"> (метка §3.2-9)</w:t>
+      </w:r>
     </w:p>
     <w:p>
       <w:pPr>
@@ -11775,6 +12489,12 @@
         </w:rPr>
         <w:t xml:space="preserve"> с. 2322</w:t>
       </w:r>
+      <w:r>
+        <w:rPr>
+          <w:color w:val="000000"/>
+        </w:rPr>
+        <w:t xml:space="preserve"> (метка §3.2-10)</w:t>
+      </w:r>
     </w:p>
     <w:p>
       <w:pPr>
@@ -11830,6 +12550,12 @@
         </w:rPr>
         <w:t xml:space="preserve"> прим. 16 на с. 2322</w:t>
       </w:r>
+      <w:r>
+        <w:rPr>
+          <w:color w:val="000000"/>
+        </w:rPr>
+        <w:t xml:space="preserve"> (метка §3.2-11)</w:t>
+      </w:r>
     </w:p>
     <w:p>
       <w:pPr>
@@ -11887,6 +12613,12 @@
         </w:rPr>
         <w:t xml:space="preserve"> прим. 18, с. 2322</w:t>
       </w:r>
+      <w:r>
+        <w:rPr>
+          <w:color w:val="000000"/>
+        </w:rPr>
+        <w:t xml:space="preserve"> (метка §3.2-12)</w:t>
+      </w:r>
     </w:p>
     <w:p>
       <w:pPr>
@@ -11932,6 +12664,12 @@
         </w:rPr>
         <w:t xml:space="preserve"> прим. 18, с. 2322</w:t>
       </w:r>
+      <w:r>
+        <w:rPr>
+          <w:color w:val="000000"/>
+        </w:rPr>
+        <w:t xml:space="preserve"> (метка §3.2-13)</w:t>
+      </w:r>
     </w:p>
     <w:p>
       <w:pPr>
@@ -12174,6 +12912,12 @@
         </w:rPr>
         <w:t xml:space="preserve"> с. 2579–2605</w:t>
       </w:r>
+      <w:r>
+        <w:rPr>
+          <w:color w:val="000000"/>
+        </w:rPr>
+        <w:t xml:space="preserve"> (метка §3.3-1)</w:t>
+      </w:r>
     </w:p>
     <w:p>
       <w:pPr>
@@ -12226,6 +12970,12 @@
         </w:rPr>
         <w:t xml:space="preserve"> с. 2580–2583</w:t>
       </w:r>
+      <w:r>
+        <w:rPr>
+          <w:color w:val="000000"/>
+        </w:rPr>
+        <w:t xml:space="preserve"> (метка §3.3-2)</w:t>
+      </w:r>
     </w:p>
     <w:p>
       <w:pPr>
@@ -12269,6 +13019,12 @@
         </w:rPr>
         <w:t xml:space="preserve"> с. 2581–2585</w:t>
       </w:r>
+      <w:r>
+        <w:rPr>
+          <w:color w:val="000000"/>
+        </w:rPr>
+        <w:t xml:space="preserve"> (метка §3.3-3)</w:t>
+      </w:r>
     </w:p>
     <w:p>
       <w:pPr>
@@ -12855,6 +13611,12 @@
         </w:rPr>
         <w:t xml:space="preserve"> с. 2581–2582, 2584</w:t>
       </w:r>
+      <w:r>
+        <w:rPr>
+          <w:color w:val="000000"/>
+        </w:rPr>
+        <w:t xml:space="preserve"> (метка §3.3-4)</w:t>
+      </w:r>
     </w:p>
     <w:p>
       <w:pPr>
@@ -13127,6 +13889,12 @@
         </w:rPr>
         <w:t xml:space="preserve"> с. 2583–2585</w:t>
       </w:r>
+      <w:r>
+        <w:rPr>
+          <w:color w:val="000000"/>
+        </w:rPr>
+        <w:t xml:space="preserve"> (метка §3.3-5)</w:t>
+      </w:r>
     </w:p>
     <w:p>
       <w:pPr>
@@ -13329,6 +14097,12 @@
         </w:rPr>
         <w:t xml:space="preserve"> с. 2581, 2583</w:t>
       </w:r>
+      <w:r>
+        <w:rPr>
+          <w:color w:val="000000"/>
+        </w:rPr>
+        <w:t xml:space="preserve"> (метка §3.3-6)</w:t>
+      </w:r>
     </w:p>
     <w:p>
       <w:pPr>
@@ -13372,6 +14146,12 @@
         </w:rPr>
         <w:t xml:space="preserve"> с. 2582, 2587–2589</w:t>
       </w:r>
+      <w:r>
+        <w:rPr>
+          <w:color w:val="000000"/>
+        </w:rPr>
+        <w:t xml:space="preserve"> (метка §3.3-7)</w:t>
+      </w:r>
     </w:p>
     <w:p>
       <w:pPr>
@@ -13427,6 +14207,12 @@
         </w:rPr>
         <w:t xml:space="preserve"> с. 2582, 2589</w:t>
       </w:r>
+      <w:r>
+        <w:rPr>
+          <w:color w:val="000000"/>
+        </w:rPr>
+        <w:t xml:space="preserve"> (метка §3.3-8)</w:t>
+      </w:r>
     </w:p>
     <w:p>
       <w:pPr>
@@ -13482,6 +14268,12 @@
         </w:rPr>
         <w:t xml:space="preserve"> с. 2587–2588</w:t>
       </w:r>
+      <w:r>
+        <w:rPr>
+          <w:color w:val="000000"/>
+        </w:rPr>
+        <w:t xml:space="preserve"> (метка §3.3-9)</w:t>
+      </w:r>
     </w:p>
     <w:p>
       <w:pPr>
@@ -13537,6 +14329,12 @@
         </w:rPr>
         <w:t xml:space="preserve"> с. 2588</w:t>
       </w:r>
+      <w:r>
+        <w:rPr>
+          <w:color w:val="000000"/>
+        </w:rPr>
+        <w:t xml:space="preserve"> (метка §3.3-10)</w:t>
+      </w:r>
     </w:p>
     <w:p>
       <w:pPr>
@@ -13592,6 +14390,12 @@
         </w:rPr>
         <w:t xml:space="preserve"> с. 2587, 2589</w:t>
       </w:r>
+      <w:r>
+        <w:rPr>
+          <w:color w:val="000000"/>
+        </w:rPr>
+        <w:t xml:space="preserve"> (метка §3.3-11)</w:t>
+      </w:r>
     </w:p>
     <w:p>
       <w:pPr>
@@ -13635,6 +14439,12 @@
         </w:rPr>
         <w:t xml:space="preserve"> с. 2579–2580</w:t>
       </w:r>
+      <w:r>
+        <w:rPr>
+          <w:color w:val="000000"/>
+        </w:rPr>
+        <w:t xml:space="preserve"> (метка §3.3-12)</w:t>
+      </w:r>
     </w:p>
     <w:p>
       <w:pPr>
@@ -13680,6 +14490,12 @@
         </w:rPr>
         <w:t xml:space="preserve"> с. 2579–2580</w:t>
       </w:r>
+      <w:r>
+        <w:rPr>
+          <w:color w:val="000000"/>
+        </w:rPr>
+        <w:t xml:space="preserve"> (метка §3.3-13)</w:t>
+      </w:r>
     </w:p>
     <w:p>
       <w:pPr>
@@ -13725,6 +14541,12 @@
         </w:rPr>
         <w:t xml:space="preserve"> с. 2579</w:t>
       </w:r>
+      <w:r>
+        <w:rPr>
+          <w:color w:val="000000"/>
+        </w:rPr>
+        <w:t xml:space="preserve"> (метка §3.3-14)</w:t>
+      </w:r>
     </w:p>
     <w:p>
       <w:pPr>
@@ -13768,6 +14590,12 @@
         </w:rPr>
         <w:t xml:space="preserve"> с. 2593, 2598–2600</w:t>
       </w:r>
+      <w:r>
+        <w:rPr>
+          <w:color w:val="000000"/>
+        </w:rPr>
+        <w:t xml:space="preserve"> (метка §3.3-15)</w:t>
+      </w:r>
     </w:p>
     <w:p>
       <w:pPr>
@@ -13823,6 +14651,12 @@
         </w:rPr>
         <w:t xml:space="preserve"> с. 2599</w:t>
       </w:r>
+      <w:r>
+        <w:rPr>
+          <w:color w:val="000000"/>
+        </w:rPr>
+        <w:t xml:space="preserve"> (метка §3.3-16)</w:t>
+      </w:r>
     </w:p>
     <w:p>
       <w:pPr>
@@ -13878,6 +14712,12 @@
         </w:rPr>
         <w:t xml:space="preserve"> с. 2593, 2600</w:t>
       </w:r>
+      <w:r>
+        <w:rPr>
+          <w:color w:val="000000"/>
+        </w:rPr>
+        <w:t xml:space="preserve"> (метка §3.3-17)</w:t>
+      </w:r>
     </w:p>
     <w:p>
       <w:pPr>
@@ -13933,6 +14773,12 @@
         </w:rPr>
         <w:t xml:space="preserve"> с. 2599</w:t>
       </w:r>
+      <w:r>
+        <w:rPr>
+          <w:color w:val="000000"/>
+        </w:rPr>
+        <w:t xml:space="preserve"> (метка §3.3-18)</w:t>
+      </w:r>
     </w:p>
     <w:p>
       <w:pPr>
@@ -13988,6 +14834,12 @@
         </w:rPr>
         <w:t xml:space="preserve"> с. 2600</w:t>
       </w:r>
+      <w:r>
+        <w:rPr>
+          <w:color w:val="000000"/>
+        </w:rPr>
+        <w:t xml:space="preserve"> (метка §3.3-19)</w:t>
+      </w:r>
     </w:p>
     <w:p>
       <w:pPr>
@@ -14242,6 +15094,12 @@
         </w:rPr>
         <w:t xml:space="preserve"> с. 1–3</w:t>
       </w:r>
+      <w:r>
+        <w:rPr>
+          <w:color w:val="000000"/>
+        </w:rPr>
+        <w:t xml:space="preserve"> (метка §3.4-1)</w:t>
+      </w:r>
     </w:p>
     <w:p>
       <w:pPr>
@@ -14294,6 +15152,12 @@
         </w:rPr>
         <w:t xml:space="preserve"> с. 1–2</w:t>
       </w:r>
+      <w:r>
+        <w:rPr>
+          <w:color w:val="000000"/>
+        </w:rPr>
+        <w:t xml:space="preserve"> (метка §3.4-2)</w:t>
+      </w:r>
     </w:p>
     <w:p>
       <w:pPr>
@@ -14337,6 +15201,12 @@
         </w:rPr>
         <w:t xml:space="preserve"> с. 14–22</w:t>
       </w:r>
+      <w:r>
+        <w:rPr>
+          <w:color w:val="000000"/>
+        </w:rPr>
+        <w:t xml:space="preserve"> (метка §3.4-3)</w:t>
+      </w:r>
     </w:p>
     <w:p>
       <w:pPr>
@@ -14392,6 +15262,12 @@
         </w:rPr>
         <w:t xml:space="preserve"> с. 14–16</w:t>
       </w:r>
+      <w:r>
+        <w:rPr>
+          <w:color w:val="000000"/>
+        </w:rPr>
+        <w:t xml:space="preserve"> (метка §3.4-4)</w:t>
+      </w:r>
     </w:p>
     <w:p>
       <w:pPr>
@@ -14447,6 +15323,12 @@
         </w:rPr>
         <w:t xml:space="preserve"> с. 20–21</w:t>
       </w:r>
+      <w:r>
+        <w:rPr>
+          <w:color w:val="000000"/>
+        </w:rPr>
+        <w:t xml:space="preserve"> (метка §3.4-5)</w:t>
+      </w:r>
     </w:p>
     <w:p>
       <w:pPr>
@@ -14504,6 +15386,12 @@
         </w:rPr>
         <w:t xml:space="preserve"> с. 12, 16, 20, 49</w:t>
       </w:r>
+      <w:r>
+        <w:rPr>
+          <w:color w:val="000000"/>
+        </w:rPr>
+        <w:t xml:space="preserve"> (метка §3.4-6)</w:t>
+      </w:r>
     </w:p>
     <w:p>
       <w:pPr>
@@ -14547,6 +15435,12 @@
         </w:rPr>
         <w:t xml:space="preserve"> с. 1–2, 22</w:t>
       </w:r>
+      <w:r>
+        <w:rPr>
+          <w:color w:val="000000"/>
+        </w:rPr>
+        <w:t xml:space="preserve"> (метка §3.4-7)</w:t>
+      </w:r>
     </w:p>
     <w:p>
       <w:pPr>
@@ -14602,6 +15496,12 @@
         </w:rPr>
         <w:t xml:space="preserve"> с. 1–2, 22</w:t>
       </w:r>
+      <w:r>
+        <w:rPr>
+          <w:color w:val="000000"/>
+        </w:rPr>
+        <w:t xml:space="preserve"> (метка §3.4-8)</w:t>
+      </w:r>
     </w:p>
     <w:p>
       <w:pPr>
@@ -14657,6 +15557,12 @@
         </w:rPr>
         <w:t xml:space="preserve"> с. 1–2, 45, 49</w:t>
       </w:r>
+      <w:r>
+        <w:rPr>
+          <w:color w:val="000000"/>
+        </w:rPr>
+        <w:t xml:space="preserve"> (метка §3.4-9)</w:t>
+      </w:r>
     </w:p>
     <w:p>
       <w:pPr>
@@ -14712,6 +15618,12 @@
         </w:rPr>
         <w:t xml:space="preserve"> с. 22–23</w:t>
       </w:r>
+      <w:r>
+        <w:rPr>
+          <w:color w:val="000000"/>
+        </w:rPr>
+        <w:t xml:space="preserve"> (метка §3.4-10)</w:t>
+      </w:r>
     </w:p>
     <w:p>
       <w:pPr>
@@ -14767,6 +15679,12 @@
         </w:rPr>
         <w:t xml:space="preserve"> с. 14, 22, 28</w:t>
       </w:r>
+      <w:r>
+        <w:rPr>
+          <w:color w:val="000000"/>
+        </w:rPr>
+        <w:t xml:space="preserve"> (метка §3.4-11)</w:t>
+      </w:r>
     </w:p>
     <w:p>
       <w:pPr>
@@ -14822,6 +15740,12 @@
         </w:rPr>
         <w:t xml:space="preserve"> с. 50–51</w:t>
       </w:r>
+      <w:r>
+        <w:rPr>
+          <w:color w:val="000000"/>
+        </w:rPr>
+        <w:t xml:space="preserve"> (метка §3.4-12)</w:t>
+      </w:r>
     </w:p>
     <w:p>
       <w:pPr>
@@ -14865,6 +15789,12 @@
         </w:rPr>
         <w:t xml:space="preserve"> с. 45–50</w:t>
       </w:r>
+      <w:r>
+        <w:rPr>
+          <w:color w:val="000000"/>
+        </w:rPr>
+        <w:t xml:space="preserve"> (метка §3.4-13)</w:t>
+      </w:r>
     </w:p>
     <w:p>
       <w:pPr>
@@ -14920,6 +15850,12 @@
         </w:rPr>
         <w:t xml:space="preserve"> с. 45</w:t>
       </w:r>
+      <w:r>
+        <w:rPr>
+          <w:color w:val="000000"/>
+        </w:rPr>
+        <w:t xml:space="preserve"> (метка §3.4-14)</w:t>
+      </w:r>
     </w:p>
     <w:p>
       <w:pPr>
@@ -14975,6 +15911,12 @@
         </w:rPr>
         <w:t xml:space="preserve"> с. 45, 49–50</w:t>
       </w:r>
+      <w:r>
+        <w:rPr>
+          <w:color w:val="000000"/>
+        </w:rPr>
+        <w:t xml:space="preserve"> (метка §3.4-15)</w:t>
+      </w:r>
     </w:p>
     <w:p>
       <w:pPr>
@@ -15030,6 +15972,12 @@
         </w:rPr>
         <w:t xml:space="preserve"> с. 21, 45, 49</w:t>
       </w:r>
+      <w:r>
+        <w:rPr>
+          <w:color w:val="000000"/>
+        </w:rPr>
+        <w:t xml:space="preserve"> (метка §3.4-16)</w:t>
+      </w:r>
     </w:p>
     <w:p>
       <w:pPr>
@@ -15197,6 +16145,12 @@
         </w:rPr>
         <w:t xml:space="preserve"> с. 1–5, 8, 11</w:t>
       </w:r>
+      <w:r>
+        <w:rPr>
+          <w:color w:val="000000"/>
+        </w:rPr>
+        <w:t xml:space="preserve"> (метка §3.5-1)</w:t>
+      </w:r>
     </w:p>
     <w:p>
       <w:pPr>
@@ -15249,6 +16203,12 @@
         </w:rPr>
         <w:t xml:space="preserve"> с. 504</w:t>
       </w:r>
+      <w:r>
+        <w:rPr>
+          <w:color w:val="000000"/>
+        </w:rPr>
+        <w:t xml:space="preserve"> (метка §3.5-2)</w:t>
+      </w:r>
     </w:p>
     <w:p>
       <w:pPr>
@@ -15292,6 +16252,12 @@
         </w:rPr>
         <w:t xml:space="preserve"> с. 504–505</w:t>
       </w:r>
+      <w:r>
+        <w:rPr>
+          <w:color w:val="000000"/>
+        </w:rPr>
+        <w:t xml:space="preserve"> (метка §3.5-3)</w:t>
+      </w:r>
     </w:p>
     <w:p>
       <w:pPr>
@@ -15423,6 +16389,12 @@
         </w:rPr>
         <w:t xml:space="preserve"> с. 504–505</w:t>
       </w:r>
+      <w:r>
+        <w:rPr>
+          <w:color w:val="000000"/>
+        </w:rPr>
+        <w:t xml:space="preserve"> (метка §3.5-4)</w:t>
+      </w:r>
     </w:p>
     <w:p>
       <w:pPr>
@@ -15536,6 +16508,12 @@
         </w:rPr>
         <w:t xml:space="preserve"> с. 504–505</w:t>
       </w:r>
+      <w:r>
+        <w:rPr>
+          <w:color w:val="000000"/>
+        </w:rPr>
+        <w:t xml:space="preserve"> (метка §3.5-5)</w:t>
+      </w:r>
     </w:p>
     <w:p>
       <w:pPr>
@@ -15595,6 +16573,12 @@
         </w:rPr>
         <w:t xml:space="preserve"> с. 505, 507</w:t>
       </w:r>
+      <w:r>
+        <w:rPr>
+          <w:color w:val="000000"/>
+        </w:rPr>
+        <w:t xml:space="preserve"> (метка §3.5-6)</w:t>
+      </w:r>
     </w:p>
     <w:p>
       <w:pPr>
@@ -15660,6 +16644,12 @@
         </w:rPr>
         <w:t xml:space="preserve"> с. 504–507</w:t>
       </w:r>
+      <w:r>
+        <w:rPr>
+          <w:color w:val="000000"/>
+        </w:rPr>
+        <w:t xml:space="preserve"> (метка §3.5-7)</w:t>
+      </w:r>
     </w:p>
     <w:p>
       <w:pPr>
@@ -15715,6 +16705,12 @@
         </w:rPr>
         <w:t xml:space="preserve"> с. 504, 507</w:t>
       </w:r>
+      <w:r>
+        <w:rPr>
+          <w:color w:val="000000"/>
+        </w:rPr>
+        <w:t xml:space="preserve"> (метка §3.5-8)</w:t>
+      </w:r>
     </w:p>
     <w:p>
       <w:pPr>
@@ -15770,6 +16766,12 @@
         </w:rPr>
         <w:t xml:space="preserve"> с. 507</w:t>
       </w:r>
+      <w:r>
+        <w:rPr>
+          <w:color w:val="000000"/>
+        </w:rPr>
+        <w:t xml:space="preserve"> (метка §3.5-9)</w:t>
+      </w:r>
     </w:p>
     <w:p>
       <w:pPr>
@@ -15825,6 +16827,12 @@
         </w:rPr>
         <w:t xml:space="preserve"> с. 507</w:t>
       </w:r>
+      <w:r>
+        <w:rPr>
+          <w:color w:val="000000"/>
+        </w:rPr>
+        <w:t xml:space="preserve"> (метка §3.5-10)</w:t>
+      </w:r>
     </w:p>
     <w:p>
       <w:pPr>
@@ -15881,6 +16889,12 @@
         </w:rPr>
         <w:t xml:space="preserve"> с. 505, 507</w:t>
       </w:r>
+      <w:r>
+        <w:rPr>
+          <w:color w:val="000000"/>
+        </w:rPr>
+        <w:t xml:space="preserve"> (метка §3.5-11)</w:t>
+      </w:r>
     </w:p>
     <w:p>
       <w:pPr>
@@ -15936,6 +16950,12 @@
         </w:rPr>
         <w:t xml:space="preserve"> с. 505</w:t>
       </w:r>
+      <w:r>
+        <w:rPr>
+          <w:color w:val="000000"/>
+        </w:rPr>
+        <w:t xml:space="preserve"> (метка §3.5-12)</w:t>
+      </w:r>
     </w:p>
     <w:p>
       <w:pPr>
@@ -15991,6 +17011,12 @@
         </w:rPr>
         <w:t xml:space="preserve"> с. 504–505, 507</w:t>
       </w:r>
+      <w:r>
+        <w:rPr>
+          <w:color w:val="000000"/>
+        </w:rPr>
+        <w:t xml:space="preserve"> (метка §3.5-13)</w:t>
+      </w:r>
     </w:p>
     <w:p>
       <w:pPr>
@@ -16042,6 +17068,12 @@
         </w:rPr>
         <w:t xml:space="preserve"> с. 1–2</w:t>
       </w:r>
+      <w:r>
+        <w:rPr>
+          <w:color w:val="000000"/>
+        </w:rPr>
+        <w:t xml:space="preserve"> (метка §3.5-14)</w:t>
+      </w:r>
     </w:p>
     <w:p>
       <w:pPr>
@@ -16085,6 +17117,12 @@
         </w:rPr>
         <w:t xml:space="preserve"> с. 3–5</w:t>
       </w:r>
+      <w:r>
+        <w:rPr>
+          <w:color w:val="000000"/>
+        </w:rPr>
+        <w:t xml:space="preserve"> (метка §3.5-15)</w:t>
+      </w:r>
     </w:p>
     <w:p>
       <w:pPr>
@@ -16268,6 +17306,12 @@
         </w:rPr>
         <w:t xml:space="preserve"> с. 3, 5, 11</w:t>
       </w:r>
+      <w:r>
+        <w:rPr>
+          <w:color w:val="000000"/>
+        </w:rPr>
+        <w:t xml:space="preserve"> (метка §3.5-16)</w:t>
+      </w:r>
     </w:p>
     <w:p>
       <w:pPr>
@@ -16483,6 +17527,12 @@
         </w:rPr>
         <w:t xml:space="preserve"> с. 4–5</w:t>
       </w:r>
+      <w:r>
+        <w:rPr>
+          <w:color w:val="000000"/>
+        </w:rPr>
+        <w:t xml:space="preserve"> (метка §3.5-17)</w:t>
+      </w:r>
     </w:p>
     <w:p>
       <w:pPr>
@@ -16596,6 +17646,12 @@
         </w:rPr>
         <w:t xml:space="preserve"> с. 3, 5</w:t>
       </w:r>
+      <w:r>
+        <w:rPr>
+          <w:color w:val="000000"/>
+        </w:rPr>
+        <w:t xml:space="preserve"> (метка §3.5-18)</w:t>
+      </w:r>
     </w:p>
     <w:p>
       <w:pPr>
@@ -16651,6 +17707,12 @@
         </w:rPr>
         <w:t xml:space="preserve"> с. 3–4</w:t>
       </w:r>
+      <w:r>
+        <w:rPr>
+          <w:color w:val="000000"/>
+        </w:rPr>
+        <w:t xml:space="preserve"> (метка §3.5-19)</w:t>
+      </w:r>
     </w:p>
     <w:p>
       <w:pPr>
@@ -16706,6 +17768,12 @@
         </w:rPr>
         <w:t xml:space="preserve"> с. 4</w:t>
       </w:r>
+      <w:r>
+        <w:rPr>
+          <w:color w:val="000000"/>
+        </w:rPr>
+        <w:t xml:space="preserve"> (метка §3.5-20)</w:t>
+      </w:r>
     </w:p>
     <w:p>
       <w:pPr>
@@ -16761,6 +17829,12 @@
         </w:rPr>
         <w:t xml:space="preserve"> с. 4–5</w:t>
       </w:r>
+      <w:r>
+        <w:rPr>
+          <w:color w:val="000000"/>
+        </w:rPr>
+        <w:t xml:space="preserve"> (метка §3.5-21)</w:t>
+      </w:r>
     </w:p>
     <w:p>
       <w:pPr>
@@ -16816,6 +17890,12 @@
         </w:rPr>
         <w:t xml:space="preserve"> с. 1–2, 8</w:t>
       </w:r>
+      <w:r>
+        <w:rPr>
+          <w:color w:val="000000"/>
+        </w:rPr>
+        <w:t xml:space="preserve"> (метка §3.5-22)</w:t>
+      </w:r>
     </w:p>
     <w:p>
       <w:pPr>
@@ -16871,6 +17951,12 @@
         </w:rPr>
         <w:t xml:space="preserve"> с. 2</w:t>
       </w:r>
+      <w:r>
+        <w:rPr>
+          <w:color w:val="000000"/>
+        </w:rPr>
+        <w:t xml:space="preserve"> (метка §3.5-23)</w:t>
+      </w:r>
     </w:p>
     <w:p>
       <w:pPr>
@@ -16926,6 +18012,12 @@
         </w:rPr>
         <w:t xml:space="preserve"> с. 2, 8</w:t>
       </w:r>
+      <w:r>
+        <w:rPr>
+          <w:color w:val="000000"/>
+        </w:rPr>
+        <w:t xml:space="preserve"> (метка §3.5-24)</w:t>
+      </w:r>
     </w:p>
     <w:p>
       <w:pPr>
@@ -16973,6 +18065,12 @@
         </w:rPr>
         <w:t xml:space="preserve"> с. 1–2</w:t>
       </w:r>
+      <w:r>
+        <w:rPr>
+          <w:color w:val="000000"/>
+        </w:rPr>
+        <w:t xml:space="preserve"> (метка §3.5-25)</w:t>
+      </w:r>
     </w:p>
     <w:p>
       <w:pPr>
@@ -17016,6 +18114,12 @@
         </w:rPr>
         <w:t xml:space="preserve"> с. 2, 4–5</w:t>
       </w:r>
+      <w:r>
+        <w:rPr>
+          <w:color w:val="000000"/>
+        </w:rPr>
+        <w:t xml:space="preserve"> (метка §3.5-26)</w:t>
+      </w:r>
     </w:p>
     <w:p>
       <w:pPr>
@@ -17071,6 +18175,12 @@
         </w:rPr>
         <w:t xml:space="preserve"> с. 2, 4–5</w:t>
       </w:r>
+      <w:r>
+        <w:rPr>
+          <w:color w:val="000000"/>
+        </w:rPr>
+        <w:t xml:space="preserve"> (метка §3.5-27)</w:t>
+      </w:r>
     </w:p>
     <w:p>
       <w:pPr>
@@ -17121,6 +18231,12 @@
           <w:color w:val="000000"/>
         </w:rPr>
         <w:t xml:space="preserve"> с. 3–4</w:t>
+      </w:r>
+      <w:r>
+        <w:rPr>
+          <w:color w:val="000000"/>
+        </w:rPr>
+        <w:t xml:space="preserve"> (метка §3.5-28)</w:t>
       </w:r>
     </w:p>
     <w:p>
@@ -17353,6 +18469,12 @@
           <w:color w:val="000000"/>
         </w:rPr>
         <w:t xml:space="preserve"> с. 14–16, 21</w:t>
+      </w:r>
+      <w:r>
+        <w:rPr>
+          <w:color w:val="000000"/>
+        </w:rPr>
+        <w:t xml:space="preserve"> (метка §4-1)</w:t>
       </w:r>
     </w:p>
     <w:p>
@@ -22652,7 +23774,7 @@
             <w:u w:val="single"/>
             <w:lang w:val="en-US"/>
           </w:rPr>
-          <w:t>https://doi.org/10.1111/j.1469-1809.1936.tb02137.x</w:t>
+          <w:t>https://repository.rothamsted.ac.uk/id/eprint/33079/1/Annals%20of%20Eugenics%20-%20September%201936%20-%20FISHER%20-%20THE%20USE%20OF%20MULTIPLE%20MEASUREMENTS%20IN%20TAXONOMIC%20PROBLEMS.pdf</w:t>
         </w:r>
       </w:hyperlink>
     </w:p>
@@ -22716,7 +23838,7 @@
             <w:u w:val="single"/>
             <w:lang w:val="en-US"/>
           </w:rPr>
-          <w:t>https://doi.org/10.1126/science.290.5500.2323</w:t>
+          <w:t>https://www.ccs.neu.edu/home/eelhami/courses/EE290A/LLE_Science.pdf</w:t>
         </w:r>
       </w:hyperlink>
     </w:p>
@@ -22751,7 +23873,7 @@
             <w:u w:val="single"/>
             <w:lang w:val="en-US"/>
           </w:rPr>
-          <w:t>https://doi.org/10.1126/science.290.5500.2319</w:t>
+          <w:t>https://wearables.cc.gatech.edu/paper_of_week/isomap.pdf</w:t>
         </w:r>
       </w:hyperlink>
     </w:p>
@@ -22780,7 +23902,7 @@
             <w:u w:val="single"/>
             <w:lang w:val="en-US"/>
           </w:rPr>
-          <w:t>https://jmlr.org/papers/v9/vandermaaten08a.html</w:t>
+          <w:t>https://jmlr.org/papers/volume9/vandermaaten08a/vandermaaten08a.pdf</w:t>
         </w:r>
       </w:hyperlink>
     </w:p>
@@ -22812,7 +23934,7 @@
             <w:u w:val="single"/>
             <w:lang w:val="en-US"/>
           </w:rPr>
-          <w:t>https://arxiv.org/abs/1802.03426</w:t>
+          <w:t>https://arxiv.org/pdf/1802.03426</w:t>
         </w:r>
       </w:hyperlink>
     </w:p>
@@ -22847,7 +23969,7 @@
             <w:u w:val="single"/>
             <w:lang w:val="en-US"/>
           </w:rPr>
-          <w:t>https://doi.org/10.1126/science.1127647</w:t>
+          <w:t>https://www.cs.toronto.edu/~hinton/absps/science.pdf</w:t>
         </w:r>
       </w:hyperlink>
     </w:p>
@@ -22891,7 +24013,7 @@
             <w:color w:val="0563C1"/>
             <w:u w:val="single"/>
           </w:rPr>
-          <w:t>https://arxiv.org/abs/1312.6114</w:t>
+          <w:t>https://arxiv.org/pdf/1312.6114</w:t>
         </w:r>
       </w:hyperlink>
     </w:p>
